--- a/InterviewQuestions/InterviewQstingByTopic/EntityFrameWork-Linq-Tech-Qstins.docx
+++ b/InterviewQuestions/InterviewQstingByTopic/EntityFrameWork-Linq-Tech-Qstins.docx
@@ -10,6 +10,7 @@
           <w:bCs/>
           <w:sz w:val="24"/>
           <w:szCs w:val="24"/>
+          <w:highlight w:val="yellow"/>
         </w:rPr>
       </w:pPr>
       <w:r>
@@ -28,45 +29,217 @@
       <w:pPr>
         <w:rPr>
           <w:rFonts w:cstheme="minorHAnsi"/>
+          <w:sz w:val="24"/>
+          <w:szCs w:val="24"/>
+        </w:rPr>
+      </w:pPr>
+      <w:r>
+        <w:rPr>
+          <w:rFonts w:cstheme="minorHAnsi"/>
+          <w:sz w:val="24"/>
+          <w:szCs w:val="24"/>
+        </w:rPr>
+        <w:t>Entity Framework Core (EF Core) is Microsoft’s modern Object-Relational Mapper (ORM) for .NET. It allows developers to work with databases using C# objects instead of writing raw SQL queries.</w:t>
+      </w:r>
+    </w:p>
+    <w:p>
+      <w:pPr>
+        <w:rPr>
+          <w:rFonts w:cstheme="minorHAnsi"/>
+          <w:sz w:val="24"/>
+          <w:szCs w:val="24"/>
+        </w:rPr>
+      </w:pPr>
+      <w:r>
+        <w:rPr>
+          <w:rFonts w:cstheme="minorHAnsi"/>
+          <w:sz w:val="24"/>
+          <w:szCs w:val="24"/>
+        </w:rPr>
+        <w:t xml:space="preserve">// Example: Using EF Core </w:t>
+      </w:r>
+      <w:proofErr w:type="spellStart"/>
+      <w:r>
+        <w:rPr>
+          <w:rFonts w:cstheme="minorHAnsi"/>
+          <w:sz w:val="24"/>
+          <w:szCs w:val="24"/>
+        </w:rPr>
+        <w:t>DbContext</w:t>
+      </w:r>
+      <w:proofErr w:type="spellEnd"/>
+    </w:p>
+    <w:p>
+      <w:pPr>
+        <w:rPr>
+          <w:rFonts w:cstheme="minorHAnsi"/>
+          <w:i/>
+          <w:iCs/>
+          <w:sz w:val="24"/>
+          <w:szCs w:val="24"/>
+        </w:rPr>
+      </w:pPr>
+      <w:r>
+        <w:rPr>
+          <w:rFonts w:cstheme="minorHAnsi"/>
+          <w:i/>
+          <w:iCs/>
+          <w:sz w:val="24"/>
+          <w:szCs w:val="24"/>
+        </w:rPr>
+        <w:t xml:space="preserve">using (var context = new </w:t>
+      </w:r>
+      <w:proofErr w:type="spellStart"/>
+      <w:r>
+        <w:rPr>
+          <w:rFonts w:cstheme="minorHAnsi"/>
+          <w:i/>
+          <w:iCs/>
+          <w:sz w:val="24"/>
+          <w:szCs w:val="24"/>
+        </w:rPr>
+        <w:t>AppDbContext</w:t>
+      </w:r>
+      <w:proofErr w:type="spellEnd"/>
+      <w:r>
+        <w:rPr>
+          <w:rFonts w:cstheme="minorHAnsi"/>
+          <w:i/>
+          <w:iCs/>
+          <w:sz w:val="24"/>
+          <w:szCs w:val="24"/>
+        </w:rPr>
+        <w:t>())</w:t>
+      </w:r>
+    </w:p>
+    <w:p>
+      <w:pPr>
+        <w:rPr>
+          <w:rFonts w:cstheme="minorHAnsi"/>
+          <w:i/>
+          <w:iCs/>
+          <w:sz w:val="24"/>
+          <w:szCs w:val="24"/>
+        </w:rPr>
+      </w:pPr>
+      <w:r>
+        <w:rPr>
+          <w:rFonts w:cstheme="minorHAnsi"/>
+          <w:i/>
+          <w:iCs/>
+          <w:sz w:val="24"/>
+          <w:szCs w:val="24"/>
+        </w:rPr>
+        <w:t>{</w:t>
+      </w:r>
+    </w:p>
+    <w:p>
+      <w:pPr>
+        <w:rPr>
+          <w:rFonts w:cstheme="minorHAnsi"/>
+          <w:i/>
+          <w:iCs/>
+          <w:sz w:val="24"/>
+          <w:szCs w:val="24"/>
+        </w:rPr>
+      </w:pPr>
+      <w:r>
+        <w:rPr>
+          <w:rFonts w:cstheme="minorHAnsi"/>
+          <w:i/>
+          <w:iCs/>
+          <w:sz w:val="24"/>
+          <w:szCs w:val="24"/>
+        </w:rPr>
+        <w:t xml:space="preserve">    var employees = </w:t>
+      </w:r>
+      <w:proofErr w:type="spellStart"/>
+      <w:r>
+        <w:rPr>
+          <w:rFonts w:cstheme="minorHAnsi"/>
+          <w:i/>
+          <w:iCs/>
+          <w:sz w:val="24"/>
+          <w:szCs w:val="24"/>
+        </w:rPr>
+        <w:t>context.Employees.ToList</w:t>
+      </w:r>
+      <w:proofErr w:type="spellEnd"/>
+      <w:r>
+        <w:rPr>
+          <w:rFonts w:cstheme="minorHAnsi"/>
+          <w:i/>
+          <w:iCs/>
+          <w:sz w:val="24"/>
+          <w:szCs w:val="24"/>
+        </w:rPr>
+        <w:t>(); // LINQ instead of SQL</w:t>
+      </w:r>
+    </w:p>
+    <w:p>
+      <w:pPr>
+        <w:rPr>
+          <w:rFonts w:cstheme="minorHAnsi"/>
+          <w:i/>
+          <w:iCs/>
+          <w:sz w:val="24"/>
+          <w:szCs w:val="24"/>
+        </w:rPr>
+      </w:pPr>
+      <w:r>
+        <w:rPr>
+          <w:rFonts w:cstheme="minorHAnsi"/>
+          <w:i/>
+          <w:iCs/>
+          <w:sz w:val="24"/>
+          <w:szCs w:val="24"/>
+        </w:rPr>
+        <w:t>}</w:t>
+      </w:r>
+    </w:p>
+    <w:p>
+      <w:pPr>
+        <w:rPr>
+          <w:rFonts w:cstheme="minorHAnsi"/>
           <w:b/>
           <w:bCs/>
           <w:sz w:val="24"/>
           <w:szCs w:val="24"/>
         </w:rPr>
       </w:pPr>
-      <w:r>
+    </w:p>
+    <w:p>
+      <w:pPr>
         <w:rPr>
           <w:rFonts w:cstheme="minorHAnsi"/>
           <w:b/>
           <w:bCs/>
           <w:sz w:val="24"/>
           <w:szCs w:val="24"/>
-          <w:highlight w:val="yellow"/>
-        </w:rPr>
-        <w:t>Why we need Entity Framework and what is benefit of using it?</w:t>
-      </w:r>
-    </w:p>
-    <w:p>
-      <w:pPr>
+        </w:rPr>
+      </w:pPr>
+      <w:r>
         <w:rPr>
           <w:rFonts w:cstheme="minorHAnsi"/>
           <w:b/>
           <w:bCs/>
           <w:sz w:val="24"/>
           <w:szCs w:val="24"/>
-        </w:rPr>
-      </w:pPr>
-      <w:r>
+          <w:highlight w:val="yellow"/>
+        </w:rPr>
+        <w:t>Why we need Entity Framework and what is benefit of using it?</w:t>
+      </w:r>
+    </w:p>
+    <w:p>
+      <w:pPr>
         <w:rPr>
           <w:rFonts w:cstheme="minorHAnsi"/>
           <w:b/>
           <w:bCs/>
           <w:sz w:val="24"/>
           <w:szCs w:val="24"/>
-          <w:highlight w:val="yellow"/>
-        </w:rPr>
-        <w:t>How does Entity Framework Core manage modifications made on the database side, such as adding a new column to a table?</w:t>
-      </w:r>
+        </w:rPr>
+      </w:pPr>
       <w:r>
         <w:rPr>
           <w:rFonts w:cstheme="minorHAnsi"/>
@@ -74,9 +247,8 @@
           <w:bCs/>
           <w:sz w:val="24"/>
           <w:szCs w:val="24"/>
-          <w:highlight w:val="yellow"/>
-        </w:rPr>
-        <w:t xml:space="preserve"> Or how can we manage database changes in Entity Framework Core? How will those changes be reflected in the database?</w:t>
+        </w:rPr>
+        <w:t>  Eliminates repetitive SQL queries.</w:t>
       </w:r>
     </w:p>
     <w:p>
@@ -96,9 +268,8 @@
           <w:bCs/>
           <w:sz w:val="24"/>
           <w:szCs w:val="24"/>
-          <w:highlight w:val="yellow"/>
-        </w:rPr>
-        <w:t>What is migration in Entity Framework Core?</w:t>
+        </w:rPr>
+        <w:t>  Strongly typed queries with LINQ.</w:t>
       </w:r>
     </w:p>
     <w:p>
@@ -118,9 +289,8 @@
           <w:bCs/>
           <w:sz w:val="24"/>
           <w:szCs w:val="24"/>
-          <w:highlight w:val="yellow"/>
-        </w:rPr>
-        <w:t>Eager loading in Entity Framework Core</w:t>
+        </w:rPr>
+        <w:t>  Database provider independence (SQL Server, PostgreSQL, MySQL, etc.).</w:t>
       </w:r>
     </w:p>
     <w:p>
@@ -140,9 +310,8 @@
           <w:bCs/>
           <w:sz w:val="24"/>
           <w:szCs w:val="24"/>
-          <w:highlight w:val="yellow"/>
-        </w:rPr>
-        <w:t>Lazy loading in Entity Framework Core</w:t>
+        </w:rPr>
+        <w:t>  Built-in change tracking and migrations.</w:t>
       </w:r>
     </w:p>
     <w:p>
@@ -155,17 +324,17 @@
           <w:szCs w:val="24"/>
         </w:rPr>
       </w:pPr>
-      <w:r>
+    </w:p>
+    <w:p>
+      <w:pPr>
         <w:rPr>
           <w:rFonts w:cstheme="minorHAnsi"/>
           <w:b/>
           <w:bCs/>
           <w:sz w:val="24"/>
           <w:szCs w:val="24"/>
-          <w:highlight w:val="yellow"/>
-        </w:rPr>
-        <w:t>Courtesy</w:t>
-      </w:r>
+        </w:rPr>
+      </w:pPr>
       <w:r>
         <w:rPr>
           <w:rFonts w:cstheme="minorHAnsi"/>
@@ -175,35 +344,31 @@
           <w:szCs w:val="24"/>
           <w:highlight w:val="yellow"/>
         </w:rPr>
-        <w:t xml:space="preserve"> or </w:t>
+        <w:t>How does Entity Framework Core manage modifications made on the database side, such as adding a new column to a table?</w:t>
       </w:r>
       <w:r>
         <w:rPr>
           <w:rFonts w:cstheme="minorHAnsi"/>
           <w:b/>
           <w:bCs/>
-          <w:i/>
-          <w:iCs/>
           <w:sz w:val="24"/>
           <w:szCs w:val="24"/>
           <w:highlight w:val="yellow"/>
         </w:rPr>
-        <w:t>Explicit loading</w:t>
-      </w:r>
-      <w:r>
+        <w:t xml:space="preserve"> Or how can we manage database changes in Entity Framework Core? How will those changes be reflected in the database?</w:t>
+      </w:r>
+    </w:p>
+    <w:p>
+      <w:pPr>
         <w:rPr>
           <w:rFonts w:cstheme="minorHAnsi"/>
           <w:b/>
           <w:bCs/>
           <w:sz w:val="24"/>
           <w:szCs w:val="24"/>
-          <w:highlight w:val="yellow"/>
-        </w:rPr>
-        <w:t xml:space="preserve"> in Entity Framework Core</w:t>
-      </w:r>
-    </w:p>
-    <w:p>
-      <w:pPr>
+        </w:rPr>
+      </w:pPr>
+      <w:r>
         <w:rPr>
           <w:rFonts w:cstheme="minorHAnsi"/>
           <w:b/>
@@ -211,20 +376,20 @@
           <w:sz w:val="24"/>
           <w:szCs w:val="24"/>
         </w:rPr>
-      </w:pPr>
-      <w:proofErr w:type="spellStart"/>
-      <w:r>
+        <w:t>When you modify your entity classes (e.g., add a new column), EF Core uses Migrations to keep the database schema in sync.</w:t>
+      </w:r>
+    </w:p>
+    <w:p>
+      <w:pPr>
         <w:rPr>
           <w:rFonts w:cstheme="minorHAnsi"/>
           <w:b/>
           <w:bCs/>
           <w:sz w:val="24"/>
           <w:szCs w:val="24"/>
-          <w:highlight w:val="yellow"/>
-        </w:rPr>
-        <w:t>IEnumarable</w:t>
-      </w:r>
-      <w:proofErr w:type="spellEnd"/>
+        </w:rPr>
+      </w:pPr>
+      <w:proofErr w:type="spellStart"/>
       <w:r>
         <w:rPr>
           <w:rFonts w:cstheme="minorHAnsi"/>
@@ -232,11 +397,10 @@
           <w:bCs/>
           <w:sz w:val="24"/>
           <w:szCs w:val="24"/>
-          <w:highlight w:val="yellow"/>
-        </w:rPr>
-        <w:t xml:space="preserve"> vs </w:t>
-      </w:r>
-      <w:proofErr w:type="spellStart"/>
+        </w:rPr>
+        <w:t>Powershell</w:t>
+      </w:r>
+      <w:proofErr w:type="spellEnd"/>
       <w:r>
         <w:rPr>
           <w:rFonts w:cstheme="minorHAnsi"/>
@@ -244,11 +408,9 @@
           <w:bCs/>
           <w:sz w:val="24"/>
           <w:szCs w:val="24"/>
-          <w:highlight w:val="yellow"/>
-        </w:rPr>
-        <w:t>IQueryable</w:t>
-      </w:r>
-      <w:proofErr w:type="spellEnd"/>
+        </w:rPr>
+        <w:t xml:space="preserve"> command</w:t>
+      </w:r>
     </w:p>
     <w:p>
       <w:pPr>
@@ -258,7 +420,6 @@
           <w:bCs/>
           <w:sz w:val="24"/>
           <w:szCs w:val="24"/>
-          <w:highlight w:val="yellow"/>
         </w:rPr>
       </w:pPr>
       <w:r>
@@ -268,33 +429,33 @@
           <w:bCs/>
           <w:sz w:val="24"/>
           <w:szCs w:val="24"/>
-          <w:highlight w:val="yellow"/>
-        </w:rPr>
-        <w:t xml:space="preserve">var a = </w:t>
-      </w:r>
-      <w:proofErr w:type="spellStart"/>
-      <w:r>
+        </w:rPr>
+        <w:t>// In Package Manager Console</w:t>
+      </w:r>
+    </w:p>
+    <w:p>
+      <w:pPr>
         <w:rPr>
           <w:rFonts w:cstheme="minorHAnsi"/>
           <w:b/>
           <w:bCs/>
-          <w:sz w:val="24"/>
-          <w:szCs w:val="24"/>
-          <w:highlight w:val="yellow"/>
-        </w:rPr>
-        <w:t>dbContext.Employee</w:t>
-      </w:r>
-      <w:proofErr w:type="spellEnd"/>
+          <w:i/>
+          <w:iCs/>
+          <w:sz w:val="24"/>
+          <w:szCs w:val="24"/>
+        </w:rPr>
+      </w:pPr>
       <w:r>
         <w:rPr>
           <w:rFonts w:cstheme="minorHAnsi"/>
           <w:b/>
           <w:bCs/>
-          <w:sz w:val="24"/>
-          <w:szCs w:val="24"/>
-          <w:highlight w:val="yellow"/>
-        </w:rPr>
-        <w:t xml:space="preserve">(); Is this </w:t>
+          <w:i/>
+          <w:iCs/>
+          <w:sz w:val="24"/>
+          <w:szCs w:val="24"/>
+        </w:rPr>
+        <w:t xml:space="preserve">Add-Migration </w:t>
       </w:r>
       <w:proofErr w:type="spellStart"/>
       <w:r>
@@ -302,48 +463,50 @@
           <w:rFonts w:cstheme="minorHAnsi"/>
           <w:b/>
           <w:bCs/>
-          <w:sz w:val="24"/>
-          <w:szCs w:val="24"/>
-          <w:highlight w:val="yellow"/>
-        </w:rPr>
-        <w:t>IQueryable</w:t>
+          <w:i/>
+          <w:iCs/>
+          <w:sz w:val="24"/>
+          <w:szCs w:val="24"/>
+        </w:rPr>
+        <w:t>AddDepartmentColumn</w:t>
       </w:r>
       <w:proofErr w:type="spellEnd"/>
-      <w:r>
+    </w:p>
+    <w:p>
+      <w:pPr>
         <w:rPr>
           <w:rFonts w:cstheme="minorHAnsi"/>
           <w:b/>
           <w:bCs/>
-          <w:sz w:val="24"/>
-          <w:szCs w:val="24"/>
-          <w:highlight w:val="yellow"/>
-        </w:rPr>
-        <w:t xml:space="preserve"> or </w:t>
-      </w:r>
-      <w:proofErr w:type="spellStart"/>
+          <w:i/>
+          <w:iCs/>
+          <w:sz w:val="24"/>
+          <w:szCs w:val="24"/>
+        </w:rPr>
+      </w:pPr>
       <w:r>
         <w:rPr>
           <w:rFonts w:cstheme="minorHAnsi"/>
           <w:b/>
           <w:bCs/>
-          <w:sz w:val="24"/>
-          <w:szCs w:val="24"/>
-          <w:highlight w:val="yellow"/>
-        </w:rPr>
-        <w:t>IEnumerable</w:t>
-      </w:r>
-      <w:proofErr w:type="spellEnd"/>
-      <w:r>
+          <w:i/>
+          <w:iCs/>
+          <w:sz w:val="24"/>
+          <w:szCs w:val="24"/>
+        </w:rPr>
+        <w:t>Update-Database</w:t>
+      </w:r>
+    </w:p>
+    <w:p>
+      <w:pPr>
         <w:rPr>
           <w:rFonts w:cstheme="minorHAnsi"/>
           <w:b/>
           <w:bCs/>
           <w:sz w:val="24"/>
           <w:szCs w:val="24"/>
-          <w:highlight w:val="yellow"/>
-        </w:rPr>
-        <w:t>?</w:t>
-      </w:r>
+        </w:rPr>
+      </w:pPr>
     </w:p>
     <w:p>
       <w:pPr>
@@ -353,7 +516,6 @@
           <w:bCs/>
           <w:sz w:val="24"/>
           <w:szCs w:val="24"/>
-          <w:highlight w:val="yellow"/>
         </w:rPr>
       </w:pPr>
       <w:r>
@@ -365,33 +527,363 @@
           <w:szCs w:val="24"/>
           <w:highlight w:val="yellow"/>
         </w:rPr>
-        <w:t xml:space="preserve">var b = </w:t>
+        <w:t>What is migration in Entity Framework Core?</w:t>
+      </w:r>
+    </w:p>
+    <w:p>
+      <w:pPr>
+        <w:rPr>
+          <w:rFonts w:cstheme="minorHAnsi"/>
+          <w:sz w:val="24"/>
+          <w:szCs w:val="24"/>
+        </w:rPr>
+      </w:pPr>
+      <w:r>
+        <w:rPr>
+          <w:rFonts w:cstheme="minorHAnsi"/>
+          <w:sz w:val="24"/>
+          <w:szCs w:val="24"/>
+        </w:rPr>
+        <w:t>Migration = EF Core’s way of version-controlling database schema. It creates C# classes that describe schema changes.</w:t>
+      </w:r>
+    </w:p>
+    <w:p>
+      <w:pPr>
+        <w:rPr>
+          <w:rFonts w:cstheme="minorHAnsi"/>
+          <w:sz w:val="24"/>
+          <w:szCs w:val="24"/>
+        </w:rPr>
+      </w:pPr>
+      <w:r>
+        <w:rPr>
+          <w:rFonts w:cstheme="minorHAnsi"/>
+          <w:sz w:val="24"/>
+          <w:szCs w:val="24"/>
+        </w:rPr>
+        <w:t>C# Code</w:t>
+      </w:r>
+    </w:p>
+    <w:p>
+      <w:pPr>
+        <w:rPr>
+          <w:rFonts w:cstheme="minorHAnsi"/>
+          <w:i/>
+          <w:iCs/>
+          <w:sz w:val="24"/>
+          <w:szCs w:val="24"/>
+        </w:rPr>
+      </w:pPr>
+      <w:r>
+        <w:rPr>
+          <w:rFonts w:cstheme="minorHAnsi"/>
+          <w:i/>
+          <w:iCs/>
+          <w:sz w:val="24"/>
+          <w:szCs w:val="24"/>
+        </w:rPr>
+        <w:t xml:space="preserve">public partial class </w:t>
       </w:r>
       <w:proofErr w:type="spellStart"/>
       <w:r>
+        <w:rPr>
+          <w:rFonts w:cstheme="minorHAnsi"/>
+          <w:i/>
+          <w:iCs/>
+          <w:sz w:val="24"/>
+          <w:szCs w:val="24"/>
+        </w:rPr>
+        <w:t>AddDepartmentColumn</w:t>
+      </w:r>
+      <w:proofErr w:type="spellEnd"/>
+      <w:r>
+        <w:rPr>
+          <w:rFonts w:cstheme="minorHAnsi"/>
+          <w:i/>
+          <w:iCs/>
+          <w:sz w:val="24"/>
+          <w:szCs w:val="24"/>
+        </w:rPr>
+        <w:t xml:space="preserve"> : Migration</w:t>
+      </w:r>
+    </w:p>
+    <w:p>
+      <w:pPr>
+        <w:rPr>
+          <w:rFonts w:cstheme="minorHAnsi"/>
+          <w:i/>
+          <w:iCs/>
+          <w:sz w:val="24"/>
+          <w:szCs w:val="24"/>
+        </w:rPr>
+      </w:pPr>
+      <w:r>
+        <w:rPr>
+          <w:rFonts w:cstheme="minorHAnsi"/>
+          <w:i/>
+          <w:iCs/>
+          <w:sz w:val="24"/>
+          <w:szCs w:val="24"/>
+        </w:rPr>
+        <w:lastRenderedPageBreak/>
+        <w:t>{</w:t>
+      </w:r>
+    </w:p>
+    <w:p>
+      <w:pPr>
+        <w:rPr>
+          <w:rFonts w:cstheme="minorHAnsi"/>
+          <w:i/>
+          <w:iCs/>
+          <w:sz w:val="24"/>
+          <w:szCs w:val="24"/>
+        </w:rPr>
+      </w:pPr>
+      <w:r>
+        <w:rPr>
+          <w:rFonts w:cstheme="minorHAnsi"/>
+          <w:i/>
+          <w:iCs/>
+          <w:sz w:val="24"/>
+          <w:szCs w:val="24"/>
+        </w:rPr>
+        <w:t xml:space="preserve">    protected override void Up(</w:t>
+      </w:r>
+      <w:proofErr w:type="spellStart"/>
+      <w:r>
+        <w:rPr>
+          <w:rFonts w:cstheme="minorHAnsi"/>
+          <w:i/>
+          <w:iCs/>
+          <w:sz w:val="24"/>
+          <w:szCs w:val="24"/>
+        </w:rPr>
+        <w:t>MigrationBuilder</w:t>
+      </w:r>
+      <w:proofErr w:type="spellEnd"/>
+      <w:r>
+        <w:rPr>
+          <w:rFonts w:cstheme="minorHAnsi"/>
+          <w:i/>
+          <w:iCs/>
+          <w:sz w:val="24"/>
+          <w:szCs w:val="24"/>
+        </w:rPr>
+        <w:t xml:space="preserve"> </w:t>
+      </w:r>
+      <w:proofErr w:type="spellStart"/>
+      <w:r>
+        <w:rPr>
+          <w:rFonts w:cstheme="minorHAnsi"/>
+          <w:i/>
+          <w:iCs/>
+          <w:sz w:val="24"/>
+          <w:szCs w:val="24"/>
+        </w:rPr>
+        <w:t>migrationBuilder</w:t>
+      </w:r>
+      <w:proofErr w:type="spellEnd"/>
+      <w:r>
+        <w:rPr>
+          <w:rFonts w:cstheme="minorHAnsi"/>
+          <w:i/>
+          <w:iCs/>
+          <w:sz w:val="24"/>
+          <w:szCs w:val="24"/>
+        </w:rPr>
+        <w:t>)</w:t>
+      </w:r>
+    </w:p>
+    <w:p>
+      <w:pPr>
+        <w:rPr>
+          <w:rFonts w:cstheme="minorHAnsi"/>
+          <w:i/>
+          <w:iCs/>
+          <w:sz w:val="24"/>
+          <w:szCs w:val="24"/>
+        </w:rPr>
+      </w:pPr>
+      <w:r>
+        <w:rPr>
+          <w:rFonts w:cstheme="minorHAnsi"/>
+          <w:i/>
+          <w:iCs/>
+          <w:sz w:val="24"/>
+          <w:szCs w:val="24"/>
+        </w:rPr>
+        <w:t xml:space="preserve">    {</w:t>
+      </w:r>
+    </w:p>
+    <w:p>
+      <w:pPr>
+        <w:rPr>
+          <w:rFonts w:cstheme="minorHAnsi"/>
+          <w:i/>
+          <w:iCs/>
+          <w:sz w:val="24"/>
+          <w:szCs w:val="24"/>
+        </w:rPr>
+      </w:pPr>
+      <w:r>
+        <w:rPr>
+          <w:rFonts w:cstheme="minorHAnsi"/>
+          <w:i/>
+          <w:iCs/>
+          <w:sz w:val="24"/>
+          <w:szCs w:val="24"/>
+        </w:rPr>
+        <w:t xml:space="preserve">        </w:t>
+      </w:r>
+      <w:proofErr w:type="spellStart"/>
+      <w:r>
+        <w:rPr>
+          <w:rFonts w:cstheme="minorHAnsi"/>
+          <w:i/>
+          <w:iCs/>
+          <w:sz w:val="24"/>
+          <w:szCs w:val="24"/>
+        </w:rPr>
+        <w:t>migrationBuilder.AddColumn</w:t>
+      </w:r>
+      <w:proofErr w:type="spellEnd"/>
+      <w:r>
+        <w:rPr>
+          <w:rFonts w:cstheme="minorHAnsi"/>
+          <w:i/>
+          <w:iCs/>
+          <w:sz w:val="24"/>
+          <w:szCs w:val="24"/>
+        </w:rPr>
+        <w:t>&lt;string&gt;(</w:t>
+      </w:r>
+    </w:p>
+    <w:p>
+      <w:pPr>
+        <w:rPr>
+          <w:rFonts w:cstheme="minorHAnsi"/>
+          <w:i/>
+          <w:iCs/>
+          <w:sz w:val="24"/>
+          <w:szCs w:val="24"/>
+        </w:rPr>
+      </w:pPr>
+      <w:r>
+        <w:rPr>
+          <w:rFonts w:cstheme="minorHAnsi"/>
+          <w:i/>
+          <w:iCs/>
+          <w:sz w:val="24"/>
+          <w:szCs w:val="24"/>
+        </w:rPr>
+        <w:t xml:space="preserve">            name: "Department",</w:t>
+      </w:r>
+    </w:p>
+    <w:p>
+      <w:pPr>
+        <w:rPr>
+          <w:rFonts w:cstheme="minorHAnsi"/>
+          <w:i/>
+          <w:iCs/>
+          <w:sz w:val="24"/>
+          <w:szCs w:val="24"/>
+        </w:rPr>
+      </w:pPr>
+      <w:r>
+        <w:rPr>
+          <w:rFonts w:cstheme="minorHAnsi"/>
+          <w:i/>
+          <w:iCs/>
+          <w:sz w:val="24"/>
+          <w:szCs w:val="24"/>
+        </w:rPr>
+        <w:t xml:space="preserve">            table: "Employees",</w:t>
+      </w:r>
+    </w:p>
+    <w:p>
+      <w:pPr>
+        <w:rPr>
+          <w:rFonts w:cstheme="minorHAnsi"/>
+          <w:i/>
+          <w:iCs/>
+          <w:sz w:val="24"/>
+          <w:szCs w:val="24"/>
+        </w:rPr>
+      </w:pPr>
+      <w:r>
+        <w:rPr>
+          <w:rFonts w:cstheme="minorHAnsi"/>
+          <w:i/>
+          <w:iCs/>
+          <w:sz w:val="24"/>
+          <w:szCs w:val="24"/>
+        </w:rPr>
+        <w:t xml:space="preserve">            nullable: true);</w:t>
+      </w:r>
+    </w:p>
+    <w:p>
+      <w:pPr>
+        <w:rPr>
+          <w:rFonts w:cstheme="minorHAnsi"/>
+          <w:i/>
+          <w:iCs/>
+          <w:sz w:val="24"/>
+          <w:szCs w:val="24"/>
+        </w:rPr>
+      </w:pPr>
+      <w:r>
+        <w:rPr>
+          <w:rFonts w:cstheme="minorHAnsi"/>
+          <w:i/>
+          <w:iCs/>
+          <w:sz w:val="24"/>
+          <w:szCs w:val="24"/>
+        </w:rPr>
+        <w:t xml:space="preserve">    }</w:t>
+      </w:r>
+    </w:p>
+    <w:p>
+      <w:pPr>
+        <w:rPr>
+          <w:rFonts w:cstheme="minorHAnsi"/>
+          <w:i/>
+          <w:iCs/>
+          <w:sz w:val="24"/>
+          <w:szCs w:val="24"/>
+        </w:rPr>
+      </w:pPr>
+      <w:r>
+        <w:rPr>
+          <w:rFonts w:cstheme="minorHAnsi"/>
+          <w:i/>
+          <w:iCs/>
+          <w:sz w:val="24"/>
+          <w:szCs w:val="24"/>
+        </w:rPr>
+        <w:t>}</w:t>
+      </w:r>
+    </w:p>
+    <w:p>
+      <w:pPr>
         <w:rPr>
           <w:rFonts w:cstheme="minorHAnsi"/>
           <w:b/>
           <w:bCs/>
           <w:sz w:val="24"/>
           <w:szCs w:val="24"/>
-          <w:highlight w:val="yellow"/>
-        </w:rPr>
-        <w:t>dbContext.Employee</w:t>
-      </w:r>
-      <w:proofErr w:type="spellEnd"/>
-      <w:r>
+        </w:rPr>
+      </w:pPr>
+    </w:p>
+    <w:p>
+      <w:pPr>
         <w:rPr>
           <w:rFonts w:cstheme="minorHAnsi"/>
           <w:b/>
           <w:bCs/>
           <w:sz w:val="24"/>
           <w:szCs w:val="24"/>
-          <w:highlight w:val="yellow"/>
-        </w:rPr>
-        <w:t>(</w:t>
-      </w:r>
-      <w:proofErr w:type="gramStart"/>
+        </w:rPr>
+      </w:pPr>
       <w:r>
         <w:rPr>
           <w:rFonts w:cstheme="minorHAnsi"/>
@@ -401,21 +893,36 @@
           <w:szCs w:val="24"/>
           <w:highlight w:val="yellow"/>
         </w:rPr>
-        <w:t>).Where</w:t>
-      </w:r>
-      <w:proofErr w:type="gramEnd"/>
-      <w:r>
+        <w:t>Eager loading in Entity Framework Core</w:t>
+      </w:r>
+    </w:p>
+    <w:p>
+      <w:pPr>
+        <w:rPr>
+          <w:rFonts w:cstheme="minorHAnsi"/>
+          <w:sz w:val="24"/>
+          <w:szCs w:val="24"/>
+        </w:rPr>
+      </w:pPr>
+      <w:r>
+        <w:rPr>
+          <w:rFonts w:cstheme="minorHAnsi"/>
+          <w:sz w:val="24"/>
+          <w:szCs w:val="24"/>
+        </w:rPr>
+        <w:t>Loads related data immediately with the main query.</w:t>
+      </w:r>
+    </w:p>
+    <w:p>
+      <w:pPr>
         <w:rPr>
           <w:rFonts w:cstheme="minorHAnsi"/>
           <w:b/>
           <w:bCs/>
           <w:sz w:val="24"/>
           <w:szCs w:val="24"/>
-          <w:highlight w:val="yellow"/>
-        </w:rPr>
-        <w:t xml:space="preserve">(x=&gt; x.ID=123); Is this </w:t>
-      </w:r>
-      <w:proofErr w:type="spellStart"/>
+        </w:rPr>
+      </w:pPr>
       <w:r>
         <w:rPr>
           <w:rFonts w:cstheme="minorHAnsi"/>
@@ -423,35 +930,150 @@
           <w:bCs/>
           <w:sz w:val="24"/>
           <w:szCs w:val="24"/>
-          <w:highlight w:val="yellow"/>
-        </w:rPr>
-        <w:t>IQueryable</w:t>
+        </w:rPr>
+        <w:t>C# code</w:t>
+      </w:r>
+    </w:p>
+    <w:p>
+      <w:pPr>
+        <w:rPr>
+          <w:rFonts w:cstheme="minorHAnsi"/>
+          <w:i/>
+          <w:iCs/>
+          <w:sz w:val="24"/>
+          <w:szCs w:val="24"/>
+        </w:rPr>
+      </w:pPr>
+      <w:r>
+        <w:rPr>
+          <w:rFonts w:cstheme="minorHAnsi"/>
+          <w:i/>
+          <w:iCs/>
+          <w:sz w:val="24"/>
+          <w:szCs w:val="24"/>
+        </w:rPr>
+        <w:t xml:space="preserve">var employees = </w:t>
+      </w:r>
+      <w:proofErr w:type="spellStart"/>
+      <w:r>
+        <w:rPr>
+          <w:rFonts w:cstheme="minorHAnsi"/>
+          <w:i/>
+          <w:iCs/>
+          <w:sz w:val="24"/>
+          <w:szCs w:val="24"/>
+        </w:rPr>
+        <w:t>context.Employees</w:t>
       </w:r>
       <w:proofErr w:type="spellEnd"/>
-      <w:r>
+    </w:p>
+    <w:p>
+      <w:pPr>
+        <w:rPr>
+          <w:rFonts w:cstheme="minorHAnsi"/>
+          <w:i/>
+          <w:iCs/>
+          <w:sz w:val="24"/>
+          <w:szCs w:val="24"/>
+        </w:rPr>
+      </w:pPr>
+      <w:r>
+        <w:rPr>
+          <w:rFonts w:cstheme="minorHAnsi"/>
+          <w:i/>
+          <w:iCs/>
+          <w:sz w:val="24"/>
+          <w:szCs w:val="24"/>
+        </w:rPr>
+        <w:t xml:space="preserve">    .Include(e =&gt; </w:t>
+      </w:r>
+      <w:proofErr w:type="spellStart"/>
+      <w:r>
+        <w:rPr>
+          <w:rFonts w:cstheme="minorHAnsi"/>
+          <w:i/>
+          <w:iCs/>
+          <w:sz w:val="24"/>
+          <w:szCs w:val="24"/>
+        </w:rPr>
+        <w:t>e.Department</w:t>
+      </w:r>
+      <w:proofErr w:type="spellEnd"/>
+      <w:r>
+        <w:rPr>
+          <w:rFonts w:cstheme="minorHAnsi"/>
+          <w:i/>
+          <w:iCs/>
+          <w:sz w:val="24"/>
+          <w:szCs w:val="24"/>
+        </w:rPr>
+        <w:t>)</w:t>
+      </w:r>
+    </w:p>
+    <w:p>
+      <w:pPr>
+        <w:rPr>
+          <w:rFonts w:cstheme="minorHAnsi"/>
+          <w:i/>
+          <w:iCs/>
+          <w:sz w:val="24"/>
+          <w:szCs w:val="24"/>
+        </w:rPr>
+      </w:pPr>
+      <w:r>
+        <w:rPr>
+          <w:rFonts w:cstheme="minorHAnsi"/>
+          <w:i/>
+          <w:iCs/>
+          <w:sz w:val="24"/>
+          <w:szCs w:val="24"/>
+        </w:rPr>
+        <w:t xml:space="preserve">    .</w:t>
+      </w:r>
+      <w:proofErr w:type="spellStart"/>
+      <w:r>
+        <w:rPr>
+          <w:rFonts w:cstheme="minorHAnsi"/>
+          <w:i/>
+          <w:iCs/>
+          <w:sz w:val="24"/>
+          <w:szCs w:val="24"/>
+        </w:rPr>
+        <w:t>ToList</w:t>
+      </w:r>
+      <w:proofErr w:type="spellEnd"/>
+      <w:r>
+        <w:rPr>
+          <w:rFonts w:cstheme="minorHAnsi"/>
+          <w:i/>
+          <w:iCs/>
+          <w:sz w:val="24"/>
+          <w:szCs w:val="24"/>
+        </w:rPr>
+        <w:t>();</w:t>
+      </w:r>
+    </w:p>
+    <w:p>
+      <w:pPr>
         <w:rPr>
           <w:rFonts w:cstheme="minorHAnsi"/>
           <w:b/>
           <w:bCs/>
           <w:sz w:val="24"/>
           <w:szCs w:val="24"/>
-          <w:highlight w:val="yellow"/>
-        </w:rPr>
-        <w:t xml:space="preserve"> or </w:t>
-      </w:r>
-      <w:proofErr w:type="spellStart"/>
-      <w:r>
+        </w:rPr>
+      </w:pPr>
+    </w:p>
+    <w:p>
+      <w:pPr>
         <w:rPr>
           <w:rFonts w:cstheme="minorHAnsi"/>
           <w:b/>
           <w:bCs/>
           <w:sz w:val="24"/>
           <w:szCs w:val="24"/>
-          <w:highlight w:val="yellow"/>
-        </w:rPr>
-        <w:t>IEnumerable</w:t>
-      </w:r>
-      <w:proofErr w:type="spellEnd"/>
+        </w:rPr>
+      </w:pPr>
       <w:r>
         <w:rPr>
           <w:rFonts w:cstheme="minorHAnsi"/>
@@ -461,41 +1083,193 @@
           <w:szCs w:val="24"/>
           <w:highlight w:val="yellow"/>
         </w:rPr>
-        <w:t>?</w:t>
-      </w:r>
-    </w:p>
-    <w:p>
-      <w:pPr>
-        <w:rPr>
-          <w:rFonts w:cstheme="minorHAnsi"/>
-          <w:sz w:val="24"/>
-          <w:szCs w:val="24"/>
-        </w:rPr>
-      </w:pPr>
-      <w:r>
+        <w:t>Lazy loading in Entity Framework Core</w:t>
+      </w:r>
+    </w:p>
+    <w:p>
+      <w:pPr>
+        <w:rPr>
+          <w:rFonts w:cstheme="minorHAnsi"/>
+          <w:sz w:val="24"/>
+          <w:szCs w:val="24"/>
+        </w:rPr>
+      </w:pPr>
+      <w:r>
+        <w:rPr>
+          <w:rFonts w:cstheme="minorHAnsi"/>
+          <w:sz w:val="24"/>
+          <w:szCs w:val="24"/>
+        </w:rPr>
+        <w:t>Loads related data only when accessed. Requires proxies.</w:t>
+      </w:r>
+    </w:p>
+    <w:p>
+      <w:pPr>
+        <w:rPr>
+          <w:rFonts w:cstheme="minorHAnsi"/>
+          <w:sz w:val="24"/>
+          <w:szCs w:val="24"/>
+        </w:rPr>
+      </w:pPr>
+      <w:r>
+        <w:rPr>
+          <w:rFonts w:cstheme="minorHAnsi"/>
+          <w:sz w:val="24"/>
+          <w:szCs w:val="24"/>
+        </w:rPr>
+        <w:t>C# Code</w:t>
+      </w:r>
+    </w:p>
+    <w:p>
+      <w:pPr>
+        <w:rPr>
+          <w:rFonts w:cstheme="minorHAnsi"/>
+          <w:i/>
+          <w:iCs/>
+          <w:sz w:val="24"/>
+          <w:szCs w:val="24"/>
+        </w:rPr>
+      </w:pPr>
+      <w:r>
+        <w:rPr>
+          <w:rFonts w:cstheme="minorHAnsi"/>
+          <w:i/>
+          <w:iCs/>
+          <w:sz w:val="24"/>
+          <w:szCs w:val="24"/>
+        </w:rPr>
+        <w:t>// Accessing navigation property triggers DB query</w:t>
+      </w:r>
+    </w:p>
+    <w:p>
+      <w:pPr>
+        <w:rPr>
+          <w:rFonts w:cstheme="minorHAnsi"/>
+          <w:i/>
+          <w:iCs/>
+          <w:sz w:val="24"/>
+          <w:szCs w:val="24"/>
+        </w:rPr>
+      </w:pPr>
+      <w:r>
+        <w:rPr>
+          <w:rFonts w:cstheme="minorHAnsi"/>
+          <w:i/>
+          <w:iCs/>
+          <w:sz w:val="24"/>
+          <w:szCs w:val="24"/>
+        </w:rPr>
+        <w:t xml:space="preserve">var employee = </w:t>
+      </w:r>
+      <w:proofErr w:type="spellStart"/>
+      <w:r>
+        <w:rPr>
+          <w:rFonts w:cstheme="minorHAnsi"/>
+          <w:i/>
+          <w:iCs/>
+          <w:sz w:val="24"/>
+          <w:szCs w:val="24"/>
+        </w:rPr>
+        <w:t>context.Employees.First</w:t>
+      </w:r>
+      <w:proofErr w:type="spellEnd"/>
+      <w:r>
+        <w:rPr>
+          <w:rFonts w:cstheme="minorHAnsi"/>
+          <w:i/>
+          <w:iCs/>
+          <w:sz w:val="24"/>
+          <w:szCs w:val="24"/>
+        </w:rPr>
+        <w:t>();</w:t>
+      </w:r>
+    </w:p>
+    <w:p>
+      <w:pPr>
+        <w:rPr>
+          <w:rFonts w:cstheme="minorHAnsi"/>
+          <w:i/>
+          <w:iCs/>
+          <w:sz w:val="24"/>
+          <w:szCs w:val="24"/>
+        </w:rPr>
+      </w:pPr>
+      <w:r>
+        <w:rPr>
+          <w:rFonts w:cstheme="minorHAnsi"/>
+          <w:i/>
+          <w:iCs/>
+          <w:sz w:val="24"/>
+          <w:szCs w:val="24"/>
+        </w:rPr>
+        <w:t xml:space="preserve">var </w:t>
+      </w:r>
+      <w:proofErr w:type="spellStart"/>
+      <w:r>
+        <w:rPr>
+          <w:rFonts w:cstheme="minorHAnsi"/>
+          <w:i/>
+          <w:iCs/>
+          <w:sz w:val="24"/>
+          <w:szCs w:val="24"/>
+        </w:rPr>
+        <w:t>deptName</w:t>
+      </w:r>
+      <w:proofErr w:type="spellEnd"/>
+      <w:r>
+        <w:rPr>
+          <w:rFonts w:cstheme="minorHAnsi"/>
+          <w:i/>
+          <w:iCs/>
+          <w:sz w:val="24"/>
+          <w:szCs w:val="24"/>
+        </w:rPr>
+        <w:t xml:space="preserve"> = </w:t>
+      </w:r>
+      <w:proofErr w:type="spellStart"/>
+      <w:r>
+        <w:rPr>
+          <w:rFonts w:cstheme="minorHAnsi"/>
+          <w:i/>
+          <w:iCs/>
+          <w:sz w:val="24"/>
+          <w:szCs w:val="24"/>
+        </w:rPr>
+        <w:t>employee.Department.Name</w:t>
+      </w:r>
+      <w:proofErr w:type="spellEnd"/>
+      <w:r>
+        <w:rPr>
+          <w:rFonts w:cstheme="minorHAnsi"/>
+          <w:i/>
+          <w:iCs/>
+          <w:sz w:val="24"/>
+          <w:szCs w:val="24"/>
+        </w:rPr>
+        <w:t xml:space="preserve">; </w:t>
+      </w:r>
+    </w:p>
+    <w:p>
+      <w:pPr>
         <w:rPr>
           <w:rFonts w:cstheme="minorHAnsi"/>
           <w:b/>
           <w:bCs/>
           <w:sz w:val="24"/>
           <w:szCs w:val="24"/>
-          <w:highlight w:val="yellow"/>
-        </w:rPr>
-        <w:t xml:space="preserve">var c = </w:t>
-      </w:r>
-      <w:proofErr w:type="spellStart"/>
-      <w:r>
+        </w:rPr>
+      </w:pPr>
+    </w:p>
+    <w:p>
+      <w:pPr>
         <w:rPr>
           <w:rFonts w:cstheme="minorHAnsi"/>
           <w:b/>
           <w:bCs/>
           <w:sz w:val="24"/>
           <w:szCs w:val="24"/>
-          <w:highlight w:val="yellow"/>
-        </w:rPr>
-        <w:t>dbContext.Employee</w:t>
-      </w:r>
-      <w:proofErr w:type="spellEnd"/>
+        </w:rPr>
+      </w:pPr>
       <w:r>
         <w:rPr>
           <w:rFonts w:cstheme="minorHAnsi"/>
@@ -505,9 +1279,8 @@
           <w:szCs w:val="24"/>
           <w:highlight w:val="yellow"/>
         </w:rPr>
-        <w:t>(</w:t>
-      </w:r>
-      <w:proofErr w:type="gramStart"/>
+        <w:t>Courtesy</w:t>
+      </w:r>
       <w:r>
         <w:rPr>
           <w:rFonts w:cstheme="minorHAnsi"/>
@@ -517,21 +1290,21 @@
           <w:szCs w:val="24"/>
           <w:highlight w:val="yellow"/>
         </w:rPr>
-        <w:t>).Where</w:t>
-      </w:r>
-      <w:proofErr w:type="gramEnd"/>
+        <w:t xml:space="preserve"> or </w:t>
+      </w:r>
       <w:r>
         <w:rPr>
           <w:rFonts w:cstheme="minorHAnsi"/>
           <w:b/>
           <w:bCs/>
+          <w:i/>
+          <w:iCs/>
           <w:sz w:val="24"/>
           <w:szCs w:val="24"/>
           <w:highlight w:val="yellow"/>
         </w:rPr>
-        <w:t>(x=&gt; x.ID=123</w:t>
-      </w:r>
-      <w:proofErr w:type="gramStart"/>
+        <w:t>Explicit loading</w:t>
+      </w:r>
       <w:r>
         <w:rPr>
           <w:rFonts w:cstheme="minorHAnsi"/>
@@ -541,33 +1314,205 @@
           <w:szCs w:val="24"/>
           <w:highlight w:val="yellow"/>
         </w:rPr>
-        <w:t>).</w:t>
+        <w:t xml:space="preserve"> in Entity Framework Core</w:t>
+      </w:r>
+    </w:p>
+    <w:p>
+      <w:pPr>
+        <w:rPr>
+          <w:rFonts w:cstheme="minorHAnsi"/>
+          <w:sz w:val="24"/>
+          <w:szCs w:val="24"/>
+        </w:rPr>
+      </w:pPr>
+      <w:r>
+        <w:rPr>
+          <w:rFonts w:cstheme="minorHAnsi"/>
+          <w:sz w:val="24"/>
+          <w:szCs w:val="24"/>
+        </w:rPr>
+        <w:t>Manually load related data when needed.</w:t>
+      </w:r>
+    </w:p>
+    <w:p>
+      <w:pPr>
+        <w:rPr>
+          <w:rFonts w:cstheme="minorHAnsi"/>
+          <w:sz w:val="24"/>
+          <w:szCs w:val="24"/>
+        </w:rPr>
+      </w:pPr>
+      <w:r>
+        <w:rPr>
+          <w:rFonts w:cstheme="minorHAnsi"/>
+          <w:sz w:val="24"/>
+          <w:szCs w:val="24"/>
+        </w:rPr>
+        <w:t>C# Code</w:t>
+      </w:r>
+    </w:p>
+    <w:p>
+      <w:pPr>
+        <w:rPr>
+          <w:rFonts w:cstheme="minorHAnsi"/>
+          <w:i/>
+          <w:iCs/>
+          <w:sz w:val="24"/>
+          <w:szCs w:val="24"/>
+        </w:rPr>
+      </w:pPr>
+      <w:r>
+        <w:rPr>
+          <w:rFonts w:cstheme="minorHAnsi"/>
+          <w:i/>
+          <w:iCs/>
+          <w:sz w:val="24"/>
+          <w:szCs w:val="24"/>
+        </w:rPr>
+        <w:t xml:space="preserve">var employee = </w:t>
       </w:r>
       <w:proofErr w:type="spellStart"/>
       <w:r>
+        <w:rPr>
+          <w:rFonts w:cstheme="minorHAnsi"/>
+          <w:i/>
+          <w:iCs/>
+          <w:sz w:val="24"/>
+          <w:szCs w:val="24"/>
+        </w:rPr>
+        <w:t>context.Employees.First</w:t>
+      </w:r>
+      <w:proofErr w:type="spellEnd"/>
+      <w:r>
+        <w:rPr>
+          <w:rFonts w:cstheme="minorHAnsi"/>
+          <w:i/>
+          <w:iCs/>
+          <w:sz w:val="24"/>
+          <w:szCs w:val="24"/>
+        </w:rPr>
+        <w:t>();</w:t>
+      </w:r>
+    </w:p>
+    <w:p>
+      <w:pPr>
+        <w:rPr>
+          <w:rFonts w:cstheme="minorHAnsi"/>
+          <w:i/>
+          <w:iCs/>
+          <w:sz w:val="24"/>
+          <w:szCs w:val="24"/>
+        </w:rPr>
+      </w:pPr>
+      <w:proofErr w:type="spellStart"/>
+      <w:r>
+        <w:rPr>
+          <w:rFonts w:cstheme="minorHAnsi"/>
+          <w:i/>
+          <w:iCs/>
+          <w:sz w:val="24"/>
+          <w:szCs w:val="24"/>
+        </w:rPr>
+        <w:t>context.Entry</w:t>
+      </w:r>
+      <w:proofErr w:type="spellEnd"/>
+      <w:r>
+        <w:rPr>
+          <w:rFonts w:cstheme="minorHAnsi"/>
+          <w:i/>
+          <w:iCs/>
+          <w:sz w:val="24"/>
+          <w:szCs w:val="24"/>
+        </w:rPr>
+        <w:t>(employee)</w:t>
+      </w:r>
+    </w:p>
+    <w:p>
+      <w:pPr>
+        <w:rPr>
+          <w:rFonts w:cstheme="minorHAnsi"/>
+          <w:i/>
+          <w:iCs/>
+          <w:sz w:val="24"/>
+          <w:szCs w:val="24"/>
+        </w:rPr>
+      </w:pPr>
+      <w:r>
+        <w:rPr>
+          <w:rFonts w:cstheme="minorHAnsi"/>
+          <w:i/>
+          <w:iCs/>
+          <w:sz w:val="24"/>
+          <w:szCs w:val="24"/>
+        </w:rPr>
+        <w:lastRenderedPageBreak/>
+        <w:t xml:space="preserve">       .Reference(e =&gt; </w:t>
+      </w:r>
+      <w:proofErr w:type="spellStart"/>
+      <w:r>
+        <w:rPr>
+          <w:rFonts w:cstheme="minorHAnsi"/>
+          <w:i/>
+          <w:iCs/>
+          <w:sz w:val="24"/>
+          <w:szCs w:val="24"/>
+        </w:rPr>
+        <w:t>e.Department</w:t>
+      </w:r>
+      <w:proofErr w:type="spellEnd"/>
+      <w:r>
+        <w:rPr>
+          <w:rFonts w:cstheme="minorHAnsi"/>
+          <w:i/>
+          <w:iCs/>
+          <w:sz w:val="24"/>
+          <w:szCs w:val="24"/>
+        </w:rPr>
+        <w:t>)</w:t>
+      </w:r>
+    </w:p>
+    <w:p>
+      <w:pPr>
+        <w:rPr>
+          <w:rFonts w:cstheme="minorHAnsi"/>
+          <w:i/>
+          <w:iCs/>
+          <w:sz w:val="24"/>
+          <w:szCs w:val="24"/>
+        </w:rPr>
+      </w:pPr>
+      <w:r>
+        <w:rPr>
+          <w:rFonts w:cstheme="minorHAnsi"/>
+          <w:i/>
+          <w:iCs/>
+          <w:sz w:val="24"/>
+          <w:szCs w:val="24"/>
+        </w:rPr>
+        <w:t xml:space="preserve">       .Load();</w:t>
+      </w:r>
+    </w:p>
+    <w:p>
+      <w:pPr>
         <w:rPr>
           <w:rFonts w:cstheme="minorHAnsi"/>
           <w:b/>
           <w:bCs/>
           <w:sz w:val="24"/>
           <w:szCs w:val="24"/>
-          <w:highlight w:val="yellow"/>
-        </w:rPr>
-        <w:t>ToList</w:t>
-      </w:r>
-      <w:proofErr w:type="spellEnd"/>
-      <w:proofErr w:type="gramEnd"/>
-      <w:r>
+        </w:rPr>
+      </w:pPr>
+    </w:p>
+    <w:p>
+      <w:pPr>
         <w:rPr>
           <w:rFonts w:cstheme="minorHAnsi"/>
           <w:b/>
           <w:bCs/>
           <w:sz w:val="24"/>
           <w:szCs w:val="24"/>
-          <w:highlight w:val="yellow"/>
-        </w:rPr>
-        <w:t xml:space="preserve">(); Is this </w:t>
-      </w:r>
+        </w:rPr>
+      </w:pPr>
       <w:proofErr w:type="spellStart"/>
       <w:r>
         <w:rPr>
@@ -578,7 +1523,7 @@
           <w:szCs w:val="24"/>
           <w:highlight w:val="yellow"/>
         </w:rPr>
-        <w:t>IQueryable</w:t>
+        <w:t>IEnumarable</w:t>
       </w:r>
       <w:proofErr w:type="spellEnd"/>
       <w:r>
@@ -590,7 +1535,7 @@
           <w:szCs w:val="24"/>
           <w:highlight w:val="yellow"/>
         </w:rPr>
-        <w:t xml:space="preserve"> or </w:t>
+        <w:t xml:space="preserve"> vs </w:t>
       </w:r>
       <w:proofErr w:type="spellStart"/>
       <w:r>
@@ -602,9 +1547,346 @@
           <w:szCs w:val="24"/>
           <w:highlight w:val="yellow"/>
         </w:rPr>
+        <w:t>IQueryable</w:t>
+      </w:r>
+      <w:proofErr w:type="spellEnd"/>
+    </w:p>
+    <w:p>
+      <w:pPr>
+        <w:rPr>
+          <w:rFonts w:cstheme="minorHAnsi"/>
+          <w:sz w:val="24"/>
+          <w:szCs w:val="24"/>
+        </w:rPr>
+      </w:pPr>
+      <w:r>
+        <w:rPr>
+          <w:rFonts w:cstheme="minorHAnsi"/>
+          <w:sz w:val="24"/>
+          <w:szCs w:val="24"/>
+        </w:rPr>
+        <w:t xml:space="preserve">  </w:t>
+      </w:r>
+      <w:proofErr w:type="spellStart"/>
+      <w:r>
+        <w:rPr>
+          <w:rFonts w:cstheme="minorHAnsi"/>
+          <w:sz w:val="24"/>
+          <w:szCs w:val="24"/>
+        </w:rPr>
         <w:t>IEnumerable</w:t>
       </w:r>
       <w:proofErr w:type="spellEnd"/>
+      <w:r>
+        <w:rPr>
+          <w:rFonts w:cstheme="minorHAnsi"/>
+          <w:sz w:val="24"/>
+          <w:szCs w:val="24"/>
+        </w:rPr>
+        <w:t xml:space="preserve"> → Works in memory (LINQ-to-Objects).</w:t>
+      </w:r>
+    </w:p>
+    <w:p>
+      <w:pPr>
+        <w:rPr>
+          <w:rFonts w:cstheme="minorHAnsi"/>
+          <w:sz w:val="24"/>
+          <w:szCs w:val="24"/>
+        </w:rPr>
+      </w:pPr>
+      <w:r>
+        <w:rPr>
+          <w:rFonts w:cstheme="minorHAnsi"/>
+          <w:sz w:val="24"/>
+          <w:szCs w:val="24"/>
+        </w:rPr>
+        <w:t xml:space="preserve">  </w:t>
+      </w:r>
+      <w:proofErr w:type="spellStart"/>
+      <w:r>
+        <w:rPr>
+          <w:rFonts w:cstheme="minorHAnsi"/>
+          <w:sz w:val="24"/>
+          <w:szCs w:val="24"/>
+        </w:rPr>
+        <w:t>IQueryable</w:t>
+      </w:r>
+      <w:proofErr w:type="spellEnd"/>
+      <w:r>
+        <w:rPr>
+          <w:rFonts w:cstheme="minorHAnsi"/>
+          <w:sz w:val="24"/>
+          <w:szCs w:val="24"/>
+        </w:rPr>
+        <w:t xml:space="preserve"> → Works at DB level (LINQ-to-Entities).</w:t>
+      </w:r>
+    </w:p>
+    <w:p>
+      <w:pPr>
+        <w:rPr>
+          <w:rFonts w:cstheme="minorHAnsi"/>
+          <w:sz w:val="24"/>
+          <w:szCs w:val="24"/>
+        </w:rPr>
+      </w:pPr>
+      <w:r>
+        <w:rPr>
+          <w:rFonts w:cstheme="minorHAnsi"/>
+          <w:sz w:val="24"/>
+          <w:szCs w:val="24"/>
+        </w:rPr>
+        <w:t>C# Code</w:t>
+      </w:r>
+    </w:p>
+    <w:p>
+      <w:pPr>
+        <w:rPr>
+          <w:rFonts w:cstheme="minorHAnsi"/>
+          <w:i/>
+          <w:iCs/>
+          <w:sz w:val="24"/>
+          <w:szCs w:val="24"/>
+        </w:rPr>
+      </w:pPr>
+      <w:r>
+        <w:rPr>
+          <w:rFonts w:cstheme="minorHAnsi"/>
+          <w:i/>
+          <w:iCs/>
+          <w:sz w:val="24"/>
+          <w:szCs w:val="24"/>
+        </w:rPr>
+        <w:t>v</w:t>
+      </w:r>
+      <w:r>
+        <w:rPr>
+          <w:rFonts w:cstheme="minorHAnsi"/>
+          <w:i/>
+          <w:iCs/>
+          <w:sz w:val="24"/>
+          <w:szCs w:val="24"/>
+        </w:rPr>
+        <w:t xml:space="preserve">ar a = </w:t>
+      </w:r>
+      <w:proofErr w:type="spellStart"/>
+      <w:r>
+        <w:rPr>
+          <w:rFonts w:cstheme="minorHAnsi"/>
+          <w:i/>
+          <w:iCs/>
+          <w:sz w:val="24"/>
+          <w:szCs w:val="24"/>
+        </w:rPr>
+        <w:t>dbContext.Employees</w:t>
+      </w:r>
+      <w:proofErr w:type="spellEnd"/>
+      <w:r>
+        <w:rPr>
+          <w:rFonts w:cstheme="minorHAnsi"/>
+          <w:i/>
+          <w:iCs/>
+          <w:sz w:val="24"/>
+          <w:szCs w:val="24"/>
+        </w:rPr>
+        <w:t xml:space="preserve">;                 // </w:t>
+      </w:r>
+      <w:proofErr w:type="spellStart"/>
+      <w:r>
+        <w:rPr>
+          <w:rFonts w:cstheme="minorHAnsi"/>
+          <w:i/>
+          <w:iCs/>
+          <w:sz w:val="24"/>
+          <w:szCs w:val="24"/>
+        </w:rPr>
+        <w:t>IQueryable</w:t>
+      </w:r>
+      <w:proofErr w:type="spellEnd"/>
+    </w:p>
+    <w:p>
+      <w:pPr>
+        <w:rPr>
+          <w:rFonts w:cstheme="minorHAnsi"/>
+          <w:i/>
+          <w:iCs/>
+          <w:sz w:val="24"/>
+          <w:szCs w:val="24"/>
+        </w:rPr>
+      </w:pPr>
+      <w:r>
+        <w:rPr>
+          <w:rFonts w:cstheme="minorHAnsi"/>
+          <w:i/>
+          <w:iCs/>
+          <w:sz w:val="24"/>
+          <w:szCs w:val="24"/>
+        </w:rPr>
+        <w:t xml:space="preserve">var b = </w:t>
+      </w:r>
+      <w:proofErr w:type="spellStart"/>
+      <w:r>
+        <w:rPr>
+          <w:rFonts w:cstheme="minorHAnsi"/>
+          <w:i/>
+          <w:iCs/>
+          <w:sz w:val="24"/>
+          <w:szCs w:val="24"/>
+        </w:rPr>
+        <w:t>dbContext.Employees.Where</w:t>
+      </w:r>
+      <w:proofErr w:type="spellEnd"/>
+      <w:r>
+        <w:rPr>
+          <w:rFonts w:cstheme="minorHAnsi"/>
+          <w:i/>
+          <w:iCs/>
+          <w:sz w:val="24"/>
+          <w:szCs w:val="24"/>
+        </w:rPr>
+        <w:t xml:space="preserve">(x =&gt; </w:t>
+      </w:r>
+      <w:proofErr w:type="spellStart"/>
+      <w:r>
+        <w:rPr>
+          <w:rFonts w:cstheme="minorHAnsi"/>
+          <w:i/>
+          <w:iCs/>
+          <w:sz w:val="24"/>
+          <w:szCs w:val="24"/>
+        </w:rPr>
+        <w:t>x.Id</w:t>
+      </w:r>
+      <w:proofErr w:type="spellEnd"/>
+      <w:r>
+        <w:rPr>
+          <w:rFonts w:cstheme="minorHAnsi"/>
+          <w:i/>
+          <w:iCs/>
+          <w:sz w:val="24"/>
+          <w:szCs w:val="24"/>
+        </w:rPr>
+        <w:t xml:space="preserve"> == 123); // </w:t>
+      </w:r>
+      <w:proofErr w:type="spellStart"/>
+      <w:r>
+        <w:rPr>
+          <w:rFonts w:cstheme="minorHAnsi"/>
+          <w:i/>
+          <w:iCs/>
+          <w:sz w:val="24"/>
+          <w:szCs w:val="24"/>
+        </w:rPr>
+        <w:t>IQueryable</w:t>
+      </w:r>
+      <w:proofErr w:type="spellEnd"/>
+    </w:p>
+    <w:p>
+      <w:pPr>
+        <w:rPr>
+          <w:rFonts w:cstheme="minorHAnsi"/>
+          <w:i/>
+          <w:iCs/>
+          <w:sz w:val="24"/>
+          <w:szCs w:val="24"/>
+        </w:rPr>
+      </w:pPr>
+      <w:r>
+        <w:rPr>
+          <w:rFonts w:cstheme="minorHAnsi"/>
+          <w:i/>
+          <w:iCs/>
+          <w:sz w:val="24"/>
+          <w:szCs w:val="24"/>
+        </w:rPr>
+        <w:t xml:space="preserve">var c = </w:t>
+      </w:r>
+      <w:proofErr w:type="spellStart"/>
+      <w:r>
+        <w:rPr>
+          <w:rFonts w:cstheme="minorHAnsi"/>
+          <w:i/>
+          <w:iCs/>
+          <w:sz w:val="24"/>
+          <w:szCs w:val="24"/>
+        </w:rPr>
+        <w:t>dbContext.Employees.Where</w:t>
+      </w:r>
+      <w:proofErr w:type="spellEnd"/>
+      <w:r>
+        <w:rPr>
+          <w:rFonts w:cstheme="minorHAnsi"/>
+          <w:i/>
+          <w:iCs/>
+          <w:sz w:val="24"/>
+          <w:szCs w:val="24"/>
+        </w:rPr>
+        <w:t xml:space="preserve">(x =&gt; </w:t>
+      </w:r>
+      <w:proofErr w:type="spellStart"/>
+      <w:r>
+        <w:rPr>
+          <w:rFonts w:cstheme="minorHAnsi"/>
+          <w:i/>
+          <w:iCs/>
+          <w:sz w:val="24"/>
+          <w:szCs w:val="24"/>
+        </w:rPr>
+        <w:t>x.Id</w:t>
+      </w:r>
+      <w:proofErr w:type="spellEnd"/>
+      <w:r>
+        <w:rPr>
+          <w:rFonts w:cstheme="minorHAnsi"/>
+          <w:i/>
+          <w:iCs/>
+          <w:sz w:val="24"/>
+          <w:szCs w:val="24"/>
+        </w:rPr>
+        <w:t xml:space="preserve"> == 123).</w:t>
+      </w:r>
+      <w:proofErr w:type="spellStart"/>
+      <w:r>
+        <w:rPr>
+          <w:rFonts w:cstheme="minorHAnsi"/>
+          <w:i/>
+          <w:iCs/>
+          <w:sz w:val="24"/>
+          <w:szCs w:val="24"/>
+        </w:rPr>
+        <w:t>ToList</w:t>
+      </w:r>
+      <w:proofErr w:type="spellEnd"/>
+      <w:r>
+        <w:rPr>
+          <w:rFonts w:cstheme="minorHAnsi"/>
+          <w:i/>
+          <w:iCs/>
+          <w:sz w:val="24"/>
+          <w:szCs w:val="24"/>
+        </w:rPr>
+        <w:t xml:space="preserve">(); // </w:t>
+      </w:r>
+      <w:proofErr w:type="spellStart"/>
+      <w:r>
+        <w:rPr>
+          <w:rFonts w:cstheme="minorHAnsi"/>
+          <w:i/>
+          <w:iCs/>
+          <w:sz w:val="24"/>
+          <w:szCs w:val="24"/>
+        </w:rPr>
+        <w:t>IEnumerable</w:t>
+      </w:r>
+      <w:proofErr w:type="spellEnd"/>
+    </w:p>
+    <w:p>
+      <w:pPr>
+        <w:rPr>
+          <w:rFonts w:cstheme="minorHAnsi"/>
+          <w:sz w:val="24"/>
+          <w:szCs w:val="24"/>
+        </w:rPr>
+      </w:pPr>
       <w:r>
         <w:rPr>
           <w:rFonts w:cstheme="minorHAnsi"/>
@@ -612,52 +1894,261 @@
           <w:bCs/>
           <w:sz w:val="24"/>
           <w:szCs w:val="24"/>
-          <w:highlight w:val="yellow"/>
-        </w:rPr>
-        <w:t>?</w:t>
-      </w:r>
-    </w:p>
-    <w:p>
-      <w:pPr>
-        <w:rPr>
-          <w:rFonts w:cstheme="minorHAnsi"/>
-          <w:sz w:val="24"/>
-          <w:szCs w:val="24"/>
-        </w:rPr>
-      </w:pPr>
-      <w:r>
+        </w:rPr>
+        <w:t xml:space="preserve"> </w:t>
+      </w:r>
+    </w:p>
+    <w:p>
+      <w:pPr>
         <w:rPr>
           <w:rFonts w:cstheme="minorHAnsi"/>
           <w:b/>
           <w:bCs/>
           <w:sz w:val="24"/>
           <w:szCs w:val="24"/>
-          <w:highlight w:val="yellow"/>
-        </w:rPr>
-        <w:t>What is Global Filter? When to use this?</w:t>
-      </w:r>
-    </w:p>
-    <w:p>
-      <w:pPr>
+        </w:rPr>
+      </w:pPr>
+      <w:r>
         <w:rPr>
           <w:rFonts w:cstheme="minorHAnsi"/>
           <w:b/>
           <w:bCs/>
           <w:sz w:val="24"/>
           <w:szCs w:val="24"/>
-        </w:rPr>
-      </w:pPr>
-      <w:r>
+          <w:highlight w:val="yellow"/>
+        </w:rPr>
+        <w:t>What is Global Filter? When to use this?</w:t>
+      </w:r>
+    </w:p>
+    <w:p>
+      <w:pPr>
+        <w:rPr>
+          <w:rFonts w:cstheme="minorHAnsi"/>
+          <w:sz w:val="24"/>
+          <w:szCs w:val="24"/>
+        </w:rPr>
+      </w:pPr>
+      <w:r>
+        <w:rPr>
+          <w:rFonts w:cstheme="minorHAnsi"/>
+          <w:sz w:val="24"/>
+          <w:szCs w:val="24"/>
+        </w:rPr>
+        <w:t>Filters applied to all queries automatically (e.g., soft delete).</w:t>
+      </w:r>
+    </w:p>
+    <w:p>
+      <w:pPr>
+        <w:rPr>
+          <w:rFonts w:cstheme="minorHAnsi"/>
+          <w:sz w:val="24"/>
+          <w:szCs w:val="24"/>
+        </w:rPr>
+      </w:pPr>
+      <w:r>
+        <w:rPr>
+          <w:rFonts w:cstheme="minorHAnsi"/>
+          <w:sz w:val="24"/>
+          <w:szCs w:val="24"/>
+        </w:rPr>
+        <w:t>C# Code</w:t>
+      </w:r>
+    </w:p>
+    <w:p>
+      <w:pPr>
+        <w:rPr>
+          <w:rFonts w:cstheme="minorHAnsi"/>
+          <w:sz w:val="24"/>
+          <w:szCs w:val="24"/>
+        </w:rPr>
+      </w:pPr>
+      <w:r>
+        <w:rPr>
+          <w:rFonts w:cstheme="minorHAnsi"/>
+          <w:sz w:val="24"/>
+          <w:szCs w:val="24"/>
+        </w:rPr>
+        <w:t xml:space="preserve">protected override void </w:t>
+      </w:r>
+      <w:proofErr w:type="spellStart"/>
+      <w:r>
+        <w:rPr>
+          <w:rFonts w:cstheme="minorHAnsi"/>
+          <w:sz w:val="24"/>
+          <w:szCs w:val="24"/>
+        </w:rPr>
+        <w:t>OnModelCreating</w:t>
+      </w:r>
+      <w:proofErr w:type="spellEnd"/>
+      <w:r>
+        <w:rPr>
+          <w:rFonts w:cstheme="minorHAnsi"/>
+          <w:sz w:val="24"/>
+          <w:szCs w:val="24"/>
+        </w:rPr>
+        <w:t>(</w:t>
+      </w:r>
+      <w:proofErr w:type="spellStart"/>
+      <w:r>
+        <w:rPr>
+          <w:rFonts w:cstheme="minorHAnsi"/>
+          <w:sz w:val="24"/>
+          <w:szCs w:val="24"/>
+        </w:rPr>
+        <w:t>ModelBuilder</w:t>
+      </w:r>
+      <w:proofErr w:type="spellEnd"/>
+      <w:r>
+        <w:rPr>
+          <w:rFonts w:cstheme="minorHAnsi"/>
+          <w:sz w:val="24"/>
+          <w:szCs w:val="24"/>
+        </w:rPr>
+        <w:t xml:space="preserve"> </w:t>
+      </w:r>
+      <w:proofErr w:type="spellStart"/>
+      <w:r>
+        <w:rPr>
+          <w:rFonts w:cstheme="minorHAnsi"/>
+          <w:sz w:val="24"/>
+          <w:szCs w:val="24"/>
+        </w:rPr>
+        <w:t>modelBuilder</w:t>
+      </w:r>
+      <w:proofErr w:type="spellEnd"/>
+      <w:r>
+        <w:rPr>
+          <w:rFonts w:cstheme="minorHAnsi"/>
+          <w:sz w:val="24"/>
+          <w:szCs w:val="24"/>
+        </w:rPr>
+        <w:t>)</w:t>
+      </w:r>
+    </w:p>
+    <w:p>
+      <w:pPr>
+        <w:rPr>
+          <w:rFonts w:cstheme="minorHAnsi"/>
+          <w:sz w:val="24"/>
+          <w:szCs w:val="24"/>
+        </w:rPr>
+      </w:pPr>
+      <w:r>
+        <w:rPr>
+          <w:rFonts w:cstheme="minorHAnsi"/>
+          <w:sz w:val="24"/>
+          <w:szCs w:val="24"/>
+        </w:rPr>
+        <w:t>{</w:t>
+      </w:r>
+    </w:p>
+    <w:p>
+      <w:pPr>
+        <w:rPr>
+          <w:rFonts w:cstheme="minorHAnsi"/>
+          <w:sz w:val="24"/>
+          <w:szCs w:val="24"/>
+        </w:rPr>
+      </w:pPr>
+      <w:r>
+        <w:rPr>
+          <w:rFonts w:cstheme="minorHAnsi"/>
+          <w:sz w:val="24"/>
+          <w:szCs w:val="24"/>
+        </w:rPr>
+        <w:t xml:space="preserve">    </w:t>
+      </w:r>
+      <w:proofErr w:type="spellStart"/>
+      <w:r>
+        <w:rPr>
+          <w:rFonts w:cstheme="minorHAnsi"/>
+          <w:sz w:val="24"/>
+          <w:szCs w:val="24"/>
+        </w:rPr>
+        <w:t>modelBuilder.Entity</w:t>
+      </w:r>
+      <w:proofErr w:type="spellEnd"/>
+      <w:r>
+        <w:rPr>
+          <w:rFonts w:cstheme="minorHAnsi"/>
+          <w:sz w:val="24"/>
+          <w:szCs w:val="24"/>
+        </w:rPr>
+        <w:t>&lt;Employee&gt;().</w:t>
+      </w:r>
+      <w:proofErr w:type="spellStart"/>
+      <w:r>
+        <w:rPr>
+          <w:rFonts w:cstheme="minorHAnsi"/>
+          <w:sz w:val="24"/>
+          <w:szCs w:val="24"/>
+        </w:rPr>
+        <w:t>HasQueryFilter</w:t>
+      </w:r>
+      <w:proofErr w:type="spellEnd"/>
+      <w:r>
+        <w:rPr>
+          <w:rFonts w:cstheme="minorHAnsi"/>
+          <w:sz w:val="24"/>
+          <w:szCs w:val="24"/>
+        </w:rPr>
+        <w:t>(e =&gt; !</w:t>
+      </w:r>
+      <w:proofErr w:type="spellStart"/>
+      <w:r>
+        <w:rPr>
+          <w:rFonts w:cstheme="minorHAnsi"/>
+          <w:sz w:val="24"/>
+          <w:szCs w:val="24"/>
+        </w:rPr>
+        <w:t>e.IsDeleted</w:t>
+      </w:r>
+      <w:proofErr w:type="spellEnd"/>
+      <w:r>
+        <w:rPr>
+          <w:rFonts w:cstheme="minorHAnsi"/>
+          <w:sz w:val="24"/>
+          <w:szCs w:val="24"/>
+        </w:rPr>
+        <w:t>);</w:t>
+      </w:r>
+    </w:p>
+    <w:p>
+      <w:pPr>
+        <w:rPr>
+          <w:rFonts w:cstheme="minorHAnsi"/>
+          <w:sz w:val="24"/>
+          <w:szCs w:val="24"/>
+        </w:rPr>
+      </w:pPr>
+      <w:r>
+        <w:rPr>
+          <w:rFonts w:cstheme="minorHAnsi"/>
+          <w:sz w:val="24"/>
+          <w:szCs w:val="24"/>
+        </w:rPr>
+        <w:t>}</w:t>
+      </w:r>
+    </w:p>
+    <w:p>
+      <w:pPr>
+        <w:rPr>
+          <w:rFonts w:cstheme="minorHAnsi"/>
+          <w:sz w:val="24"/>
+          <w:szCs w:val="24"/>
+        </w:rPr>
+      </w:pPr>
+    </w:p>
+    <w:p>
+      <w:pPr>
         <w:rPr>
           <w:rFonts w:cstheme="minorHAnsi"/>
           <w:b/>
           <w:bCs/>
           <w:sz w:val="24"/>
           <w:szCs w:val="24"/>
-          <w:highlight w:val="yellow"/>
-        </w:rPr>
-        <w:t xml:space="preserve">Write query to group by in </w:t>
-      </w:r>
+        </w:rPr>
+      </w:pPr>
       <w:r>
         <w:rPr>
           <w:rFonts w:cstheme="minorHAnsi"/>
@@ -667,42 +2158,248 @@
           <w:szCs w:val="24"/>
           <w:highlight w:val="yellow"/>
         </w:rPr>
-        <w:t>LINQ</w:t>
-      </w:r>
-    </w:p>
-    <w:p>
-      <w:pPr>
+        <w:t xml:space="preserve">Write query to group by in </w:t>
+      </w:r>
+      <w:r>
         <w:rPr>
           <w:rFonts w:cstheme="minorHAnsi"/>
           <w:b/>
           <w:bCs/>
           <w:sz w:val="24"/>
           <w:szCs w:val="24"/>
-        </w:rPr>
-      </w:pPr>
+          <w:highlight w:val="yellow"/>
+        </w:rPr>
+        <w:t>LINQ</w:t>
+      </w:r>
+    </w:p>
+    <w:p>
+      <w:pPr>
+        <w:rPr>
+          <w:rFonts w:cstheme="minorHAnsi"/>
+          <w:i/>
+          <w:iCs/>
+          <w:sz w:val="24"/>
+          <w:szCs w:val="24"/>
+        </w:rPr>
+      </w:pPr>
+      <w:r>
+        <w:rPr>
+          <w:rFonts w:cstheme="minorHAnsi"/>
+          <w:i/>
+          <w:iCs/>
+          <w:sz w:val="24"/>
+          <w:szCs w:val="24"/>
+        </w:rPr>
+        <w:t xml:space="preserve">var grouped = </w:t>
+      </w:r>
       <w:proofErr w:type="spellStart"/>
       <w:r>
+        <w:rPr>
+          <w:rFonts w:cstheme="minorHAnsi"/>
+          <w:i/>
+          <w:iCs/>
+          <w:sz w:val="24"/>
+          <w:szCs w:val="24"/>
+        </w:rPr>
+        <w:t>dbContext.Employees</w:t>
+      </w:r>
+      <w:proofErr w:type="spellEnd"/>
+    </w:p>
+    <w:p>
+      <w:pPr>
+        <w:rPr>
+          <w:rFonts w:cstheme="minorHAnsi"/>
+          <w:i/>
+          <w:iCs/>
+          <w:sz w:val="24"/>
+          <w:szCs w:val="24"/>
+        </w:rPr>
+      </w:pPr>
+      <w:r>
+        <w:rPr>
+          <w:rFonts w:cstheme="minorHAnsi"/>
+          <w:i/>
+          <w:iCs/>
+          <w:sz w:val="24"/>
+          <w:szCs w:val="24"/>
+        </w:rPr>
+        <w:t xml:space="preserve">    .</w:t>
+      </w:r>
+      <w:proofErr w:type="spellStart"/>
+      <w:r>
+        <w:rPr>
+          <w:rFonts w:cstheme="minorHAnsi"/>
+          <w:i/>
+          <w:iCs/>
+          <w:sz w:val="24"/>
+          <w:szCs w:val="24"/>
+        </w:rPr>
+        <w:t>GroupBy</w:t>
+      </w:r>
+      <w:proofErr w:type="spellEnd"/>
+      <w:r>
+        <w:rPr>
+          <w:rFonts w:cstheme="minorHAnsi"/>
+          <w:i/>
+          <w:iCs/>
+          <w:sz w:val="24"/>
+          <w:szCs w:val="24"/>
+        </w:rPr>
+        <w:t xml:space="preserve">(e =&gt; </w:t>
+      </w:r>
+      <w:proofErr w:type="spellStart"/>
+      <w:r>
+        <w:rPr>
+          <w:rFonts w:cstheme="minorHAnsi"/>
+          <w:i/>
+          <w:iCs/>
+          <w:sz w:val="24"/>
+          <w:szCs w:val="24"/>
+        </w:rPr>
+        <w:t>e.Department</w:t>
+      </w:r>
+      <w:proofErr w:type="spellEnd"/>
+      <w:r>
+        <w:rPr>
+          <w:rFonts w:cstheme="minorHAnsi"/>
+          <w:i/>
+          <w:iCs/>
+          <w:sz w:val="24"/>
+          <w:szCs w:val="24"/>
+        </w:rPr>
+        <w:t>)</w:t>
+      </w:r>
+    </w:p>
+    <w:p>
+      <w:pPr>
+        <w:rPr>
+          <w:rFonts w:cstheme="minorHAnsi"/>
+          <w:i/>
+          <w:iCs/>
+          <w:sz w:val="24"/>
+          <w:szCs w:val="24"/>
+        </w:rPr>
+      </w:pPr>
+      <w:r>
+        <w:rPr>
+          <w:rFonts w:cstheme="minorHAnsi"/>
+          <w:i/>
+          <w:iCs/>
+          <w:sz w:val="24"/>
+          <w:szCs w:val="24"/>
+        </w:rPr>
+        <w:t xml:space="preserve">    .Select(g =&gt; new { Department = </w:t>
+      </w:r>
+      <w:proofErr w:type="spellStart"/>
+      <w:r>
+        <w:rPr>
+          <w:rFonts w:cstheme="minorHAnsi"/>
+          <w:i/>
+          <w:iCs/>
+          <w:sz w:val="24"/>
+          <w:szCs w:val="24"/>
+        </w:rPr>
+        <w:t>g.Key</w:t>
+      </w:r>
+      <w:proofErr w:type="spellEnd"/>
+      <w:r>
+        <w:rPr>
+          <w:rFonts w:cstheme="minorHAnsi"/>
+          <w:i/>
+          <w:iCs/>
+          <w:sz w:val="24"/>
+          <w:szCs w:val="24"/>
+        </w:rPr>
+        <w:t xml:space="preserve">, Count = </w:t>
+      </w:r>
+      <w:proofErr w:type="spellStart"/>
+      <w:r>
+        <w:rPr>
+          <w:rFonts w:cstheme="minorHAnsi"/>
+          <w:i/>
+          <w:iCs/>
+          <w:sz w:val="24"/>
+          <w:szCs w:val="24"/>
+        </w:rPr>
+        <w:t>g.Count</w:t>
+      </w:r>
+      <w:proofErr w:type="spellEnd"/>
+      <w:r>
+        <w:rPr>
+          <w:rFonts w:cstheme="minorHAnsi"/>
+          <w:i/>
+          <w:iCs/>
+          <w:sz w:val="24"/>
+          <w:szCs w:val="24"/>
+        </w:rPr>
+        <w:t>() })</w:t>
+      </w:r>
+    </w:p>
+    <w:p>
+      <w:pPr>
+        <w:rPr>
+          <w:rFonts w:cstheme="minorHAnsi"/>
+          <w:i/>
+          <w:iCs/>
+          <w:sz w:val="24"/>
+          <w:szCs w:val="24"/>
+        </w:rPr>
+      </w:pPr>
+      <w:r>
+        <w:rPr>
+          <w:rFonts w:cstheme="minorHAnsi"/>
+          <w:i/>
+          <w:iCs/>
+          <w:sz w:val="24"/>
+          <w:szCs w:val="24"/>
+        </w:rPr>
+        <w:t xml:space="preserve">    .</w:t>
+      </w:r>
+      <w:proofErr w:type="spellStart"/>
+      <w:r>
+        <w:rPr>
+          <w:rFonts w:cstheme="minorHAnsi"/>
+          <w:i/>
+          <w:iCs/>
+          <w:sz w:val="24"/>
+          <w:szCs w:val="24"/>
+        </w:rPr>
+        <w:t>ToList</w:t>
+      </w:r>
+      <w:proofErr w:type="spellEnd"/>
+      <w:r>
+        <w:rPr>
+          <w:rFonts w:cstheme="minorHAnsi"/>
+          <w:i/>
+          <w:iCs/>
+          <w:sz w:val="24"/>
+          <w:szCs w:val="24"/>
+        </w:rPr>
+        <w:t>();</w:t>
+      </w:r>
+    </w:p>
+    <w:p>
+      <w:pPr>
         <w:rPr>
           <w:rFonts w:cstheme="minorHAnsi"/>
           <w:b/>
           <w:bCs/>
           <w:sz w:val="24"/>
           <w:szCs w:val="24"/>
-          <w:highlight w:val="yellow"/>
-        </w:rPr>
-        <w:t>S</w:t>
-      </w:r>
-      <w:r>
+        </w:rPr>
+      </w:pPr>
+    </w:p>
+    <w:p>
+      <w:pPr>
         <w:rPr>
           <w:rFonts w:cstheme="minorHAnsi"/>
           <w:b/>
           <w:bCs/>
           <w:sz w:val="24"/>
           <w:szCs w:val="24"/>
-          <w:highlight w:val="yellow"/>
-        </w:rPr>
-        <w:t>i</w:t>
-      </w:r>
+        </w:rPr>
+      </w:pPr>
+      <w:proofErr w:type="spellStart"/>
       <w:r>
         <w:rPr>
           <w:rFonts w:cstheme="minorHAnsi"/>
@@ -712,9 +2409,8 @@
           <w:szCs w:val="24"/>
           <w:highlight w:val="yellow"/>
         </w:rPr>
-        <w:t>ngleOrDefault</w:t>
-      </w:r>
-      <w:proofErr w:type="spellEnd"/>
+        <w:t>S</w:t>
+      </w:r>
       <w:r>
         <w:rPr>
           <w:rFonts w:cstheme="minorHAnsi"/>
@@ -724,9 +2420,8 @@
           <w:szCs w:val="24"/>
           <w:highlight w:val="yellow"/>
         </w:rPr>
-        <w:t xml:space="preserve"> vs </w:t>
-      </w:r>
-      <w:proofErr w:type="spellStart"/>
+        <w:t>i</w:t>
+      </w:r>
       <w:r>
         <w:rPr>
           <w:rFonts w:cstheme="minorHAnsi"/>
@@ -736,20 +2431,21 @@
           <w:szCs w:val="24"/>
           <w:highlight w:val="yellow"/>
         </w:rPr>
-        <w:t>FirstOrDefault</w:t>
+        <w:t>ngleOrDefault</w:t>
       </w:r>
       <w:proofErr w:type="spellEnd"/>
-    </w:p>
-    <w:p>
-      <w:pPr>
+      <w:r>
         <w:rPr>
           <w:rFonts w:cstheme="minorHAnsi"/>
           <w:b/>
           <w:bCs/>
           <w:sz w:val="24"/>
           <w:szCs w:val="24"/>
-        </w:rPr>
-      </w:pPr>
+          <w:highlight w:val="yellow"/>
+        </w:rPr>
+        <w:t xml:space="preserve"> vs </w:t>
+      </w:r>
+      <w:proofErr w:type="spellStart"/>
       <w:r>
         <w:rPr>
           <w:rFonts w:cstheme="minorHAnsi"/>
@@ -759,21 +2455,1428 @@
           <w:szCs w:val="24"/>
           <w:highlight w:val="yellow"/>
         </w:rPr>
-        <w:t xml:space="preserve">First vs </w:t>
-      </w:r>
+        <w:t>FirstOrDefault</w:t>
+      </w:r>
+      <w:proofErr w:type="spellEnd"/>
+    </w:p>
+    <w:p>
+      <w:pPr>
+        <w:numPr>
+          <w:ilvl w:val="0"/>
+          <w:numId w:val="33"/>
+        </w:numPr>
+        <w:rPr>
+          <w:rFonts w:cstheme="minorHAnsi"/>
+          <w:sz w:val="24"/>
+          <w:szCs w:val="24"/>
+        </w:rPr>
+      </w:pPr>
       <w:proofErr w:type="spellStart"/>
       <w:r>
+        <w:rPr>
+          <w:rFonts w:cstheme="minorHAnsi"/>
+          <w:sz w:val="24"/>
+          <w:szCs w:val="24"/>
+        </w:rPr>
+        <w:t>SingleOrDefault</w:t>
+      </w:r>
+      <w:proofErr w:type="spellEnd"/>
+      <w:r>
+        <w:rPr>
+          <w:rFonts w:cstheme="minorHAnsi"/>
+          <w:sz w:val="24"/>
+          <w:szCs w:val="24"/>
+        </w:rPr>
+        <w:t xml:space="preserve"> → Expects 0 or 1 record, throws if more than one.</w:t>
+      </w:r>
+    </w:p>
+    <w:p>
+      <w:pPr>
+        <w:numPr>
+          <w:ilvl w:val="0"/>
+          <w:numId w:val="33"/>
+        </w:numPr>
+        <w:rPr>
+          <w:rFonts w:cstheme="minorHAnsi"/>
+          <w:sz w:val="24"/>
+          <w:szCs w:val="24"/>
+        </w:rPr>
+      </w:pPr>
+      <w:proofErr w:type="spellStart"/>
+      <w:r>
+        <w:rPr>
+          <w:rFonts w:cstheme="minorHAnsi"/>
+          <w:sz w:val="24"/>
+          <w:szCs w:val="24"/>
+        </w:rPr>
+        <w:t>FirstOrDefault</w:t>
+      </w:r>
+      <w:proofErr w:type="spellEnd"/>
+      <w:r>
+        <w:rPr>
+          <w:rFonts w:cstheme="minorHAnsi"/>
+          <w:sz w:val="24"/>
+          <w:szCs w:val="24"/>
+        </w:rPr>
+        <w:t xml:space="preserve"> → Returns first record or default if none.</w:t>
+      </w:r>
+    </w:p>
+    <w:p>
+      <w:pPr>
+        <w:rPr>
+          <w:rFonts w:cstheme="minorHAnsi"/>
+          <w:sz w:val="24"/>
+          <w:szCs w:val="24"/>
+        </w:rPr>
+      </w:pPr>
+      <w:r>
+        <w:rPr>
+          <w:rFonts w:cstheme="minorHAnsi"/>
+          <w:sz w:val="24"/>
+          <w:szCs w:val="24"/>
+        </w:rPr>
+        <w:t>C# Code</w:t>
+      </w:r>
+    </w:p>
+    <w:p>
+      <w:pPr>
+        <w:rPr>
+          <w:rFonts w:cstheme="minorHAnsi"/>
+          <w:i/>
+          <w:iCs/>
+          <w:sz w:val="24"/>
+          <w:szCs w:val="24"/>
+        </w:rPr>
+      </w:pPr>
+      <w:r>
+        <w:rPr>
+          <w:rFonts w:cstheme="minorHAnsi"/>
+          <w:i/>
+          <w:iCs/>
+          <w:sz w:val="24"/>
+          <w:szCs w:val="24"/>
+        </w:rPr>
+        <w:lastRenderedPageBreak/>
+        <w:t xml:space="preserve">var emp1 = </w:t>
+      </w:r>
+      <w:proofErr w:type="spellStart"/>
+      <w:r>
+        <w:rPr>
+          <w:rFonts w:cstheme="minorHAnsi"/>
+          <w:i/>
+          <w:iCs/>
+          <w:sz w:val="24"/>
+          <w:szCs w:val="24"/>
+        </w:rPr>
+        <w:t>dbContext.Employees.SingleOrDefault</w:t>
+      </w:r>
+      <w:proofErr w:type="spellEnd"/>
+      <w:r>
+        <w:rPr>
+          <w:rFonts w:cstheme="minorHAnsi"/>
+          <w:i/>
+          <w:iCs/>
+          <w:sz w:val="24"/>
+          <w:szCs w:val="24"/>
+        </w:rPr>
+        <w:t xml:space="preserve">(e =&gt; </w:t>
+      </w:r>
+      <w:proofErr w:type="spellStart"/>
+      <w:r>
+        <w:rPr>
+          <w:rFonts w:cstheme="minorHAnsi"/>
+          <w:i/>
+          <w:iCs/>
+          <w:sz w:val="24"/>
+          <w:szCs w:val="24"/>
+        </w:rPr>
+        <w:t>e.Id</w:t>
+      </w:r>
+      <w:proofErr w:type="spellEnd"/>
+      <w:r>
+        <w:rPr>
+          <w:rFonts w:cstheme="minorHAnsi"/>
+          <w:i/>
+          <w:iCs/>
+          <w:sz w:val="24"/>
+          <w:szCs w:val="24"/>
+        </w:rPr>
+        <w:t xml:space="preserve"> == 123);</w:t>
+      </w:r>
+    </w:p>
+    <w:p>
+      <w:pPr>
+        <w:rPr>
+          <w:rFonts w:cstheme="minorHAnsi"/>
+          <w:i/>
+          <w:iCs/>
+          <w:sz w:val="24"/>
+          <w:szCs w:val="24"/>
+        </w:rPr>
+      </w:pPr>
+      <w:r>
+        <w:rPr>
+          <w:rFonts w:cstheme="minorHAnsi"/>
+          <w:i/>
+          <w:iCs/>
+          <w:sz w:val="24"/>
+          <w:szCs w:val="24"/>
+        </w:rPr>
+        <w:t xml:space="preserve">var emp2 = </w:t>
+      </w:r>
+      <w:proofErr w:type="spellStart"/>
+      <w:r>
+        <w:rPr>
+          <w:rFonts w:cstheme="minorHAnsi"/>
+          <w:i/>
+          <w:iCs/>
+          <w:sz w:val="24"/>
+          <w:szCs w:val="24"/>
+        </w:rPr>
+        <w:t>dbContext.Employees.FirstOrDefault</w:t>
+      </w:r>
+      <w:proofErr w:type="spellEnd"/>
+      <w:r>
+        <w:rPr>
+          <w:rFonts w:cstheme="minorHAnsi"/>
+          <w:i/>
+          <w:iCs/>
+          <w:sz w:val="24"/>
+          <w:szCs w:val="24"/>
+        </w:rPr>
+        <w:t xml:space="preserve">(e =&gt; </w:t>
+      </w:r>
+      <w:proofErr w:type="spellStart"/>
+      <w:r>
+        <w:rPr>
+          <w:rFonts w:cstheme="minorHAnsi"/>
+          <w:i/>
+          <w:iCs/>
+          <w:sz w:val="24"/>
+          <w:szCs w:val="24"/>
+        </w:rPr>
+        <w:t>e.Department</w:t>
+      </w:r>
+      <w:proofErr w:type="spellEnd"/>
+      <w:r>
+        <w:rPr>
+          <w:rFonts w:cstheme="minorHAnsi"/>
+          <w:i/>
+          <w:iCs/>
+          <w:sz w:val="24"/>
+          <w:szCs w:val="24"/>
+        </w:rPr>
+        <w:t xml:space="preserve"> == "HR");</w:t>
+      </w:r>
+    </w:p>
+    <w:p>
+      <w:pPr>
         <w:rPr>
           <w:rFonts w:cstheme="minorHAnsi"/>
           <w:b/>
           <w:bCs/>
           <w:sz w:val="24"/>
           <w:szCs w:val="24"/>
+        </w:rPr>
+      </w:pPr>
+    </w:p>
+    <w:p>
+      <w:pPr>
+        <w:rPr>
+          <w:rFonts w:cstheme="minorHAnsi"/>
+          <w:b/>
+          <w:bCs/>
+          <w:sz w:val="24"/>
+          <w:szCs w:val="24"/>
+        </w:rPr>
+      </w:pPr>
+    </w:p>
+    <w:p>
+      <w:pPr>
+        <w:rPr>
+          <w:rFonts w:cstheme="minorHAnsi"/>
+          <w:b/>
+          <w:bCs/>
+          <w:sz w:val="24"/>
+          <w:szCs w:val="24"/>
+        </w:rPr>
+      </w:pPr>
+      <w:r>
+        <w:rPr>
+          <w:rFonts w:cstheme="minorHAnsi"/>
+          <w:b/>
+          <w:bCs/>
+          <w:sz w:val="24"/>
+          <w:szCs w:val="24"/>
           <w:highlight w:val="yellow"/>
         </w:rPr>
+        <w:t xml:space="preserve">First vs </w:t>
+      </w:r>
+      <w:proofErr w:type="spellStart"/>
+      <w:r>
+        <w:rPr>
+          <w:rFonts w:cstheme="minorHAnsi"/>
+          <w:b/>
+          <w:bCs/>
+          <w:sz w:val="24"/>
+          <w:szCs w:val="24"/>
+          <w:highlight w:val="yellow"/>
+        </w:rPr>
         <w:t>FirstOrDefault</w:t>
       </w:r>
       <w:proofErr w:type="spellEnd"/>
+    </w:p>
+    <w:p>
+      <w:pPr>
+        <w:rPr>
+          <w:rFonts w:cstheme="minorHAnsi"/>
+          <w:sz w:val="24"/>
+          <w:szCs w:val="24"/>
+        </w:rPr>
+      </w:pPr>
+      <w:r>
+        <w:rPr>
+          <w:rFonts w:cstheme="minorHAnsi"/>
+          <w:b/>
+          <w:bCs/>
+          <w:sz w:val="24"/>
+          <w:szCs w:val="24"/>
+        </w:rPr>
+        <w:t xml:space="preserve">  </w:t>
+      </w:r>
+      <w:r>
+        <w:rPr>
+          <w:rFonts w:cstheme="minorHAnsi"/>
+          <w:sz w:val="24"/>
+          <w:szCs w:val="24"/>
+        </w:rPr>
+        <w:t>First → Throws exception if no record found.</w:t>
+      </w:r>
+    </w:p>
+    <w:p>
+      <w:pPr>
+        <w:rPr>
+          <w:rFonts w:cstheme="minorHAnsi"/>
+          <w:sz w:val="24"/>
+          <w:szCs w:val="24"/>
+        </w:rPr>
+      </w:pPr>
+      <w:r>
+        <w:rPr>
+          <w:rFonts w:cstheme="minorHAnsi"/>
+          <w:sz w:val="24"/>
+          <w:szCs w:val="24"/>
+        </w:rPr>
+        <w:t xml:space="preserve">  </w:t>
+      </w:r>
+      <w:proofErr w:type="spellStart"/>
+      <w:r>
+        <w:rPr>
+          <w:rFonts w:cstheme="minorHAnsi"/>
+          <w:sz w:val="24"/>
+          <w:szCs w:val="24"/>
+        </w:rPr>
+        <w:t>FirstOrDefault</w:t>
+      </w:r>
+      <w:proofErr w:type="spellEnd"/>
+      <w:r>
+        <w:rPr>
+          <w:rFonts w:cstheme="minorHAnsi"/>
+          <w:sz w:val="24"/>
+          <w:szCs w:val="24"/>
+        </w:rPr>
+        <w:t xml:space="preserve"> → Returns null if no record found.</w:t>
+      </w:r>
+    </w:p>
+    <w:p>
+      <w:pPr>
+        <w:rPr>
+          <w:rFonts w:cstheme="minorHAnsi"/>
+          <w:sz w:val="24"/>
+          <w:szCs w:val="24"/>
+        </w:rPr>
+      </w:pPr>
+      <w:r>
+        <w:rPr>
+          <w:rFonts w:cstheme="minorHAnsi"/>
+          <w:sz w:val="24"/>
+          <w:szCs w:val="24"/>
+        </w:rPr>
+        <w:t>C# Code</w:t>
+      </w:r>
+    </w:p>
+    <w:p>
+      <w:pPr>
+        <w:rPr>
+          <w:rFonts w:cstheme="minorHAnsi"/>
+          <w:sz w:val="24"/>
+          <w:szCs w:val="24"/>
+        </w:rPr>
+      </w:pPr>
+      <w:r>
+        <w:rPr>
+          <w:rFonts w:cstheme="minorHAnsi"/>
+          <w:sz w:val="24"/>
+          <w:szCs w:val="24"/>
+        </w:rPr>
+        <w:t xml:space="preserve">var emp1 = </w:t>
+      </w:r>
+      <w:proofErr w:type="spellStart"/>
+      <w:r>
+        <w:rPr>
+          <w:rFonts w:cstheme="minorHAnsi"/>
+          <w:sz w:val="24"/>
+          <w:szCs w:val="24"/>
+        </w:rPr>
+        <w:t>dbContext.Employees.First</w:t>
+      </w:r>
+      <w:proofErr w:type="spellEnd"/>
+      <w:r>
+        <w:rPr>
+          <w:rFonts w:cstheme="minorHAnsi"/>
+          <w:sz w:val="24"/>
+          <w:szCs w:val="24"/>
+        </w:rPr>
+        <w:t xml:space="preserve">(e =&gt; </w:t>
+      </w:r>
+      <w:proofErr w:type="spellStart"/>
+      <w:r>
+        <w:rPr>
+          <w:rFonts w:cstheme="minorHAnsi"/>
+          <w:sz w:val="24"/>
+          <w:szCs w:val="24"/>
+        </w:rPr>
+        <w:t>e.Department</w:t>
+      </w:r>
+      <w:proofErr w:type="spellEnd"/>
+      <w:r>
+        <w:rPr>
+          <w:rFonts w:cstheme="minorHAnsi"/>
+          <w:sz w:val="24"/>
+          <w:szCs w:val="24"/>
+        </w:rPr>
+        <w:t xml:space="preserve"> == "HR"); // Exception if none</w:t>
+      </w:r>
+    </w:p>
+    <w:p>
+      <w:pPr>
+        <w:rPr>
+          <w:rFonts w:cstheme="minorHAnsi"/>
+          <w:sz w:val="24"/>
+          <w:szCs w:val="24"/>
+        </w:rPr>
+      </w:pPr>
+      <w:r>
+        <w:rPr>
+          <w:rFonts w:cstheme="minorHAnsi"/>
+          <w:sz w:val="24"/>
+          <w:szCs w:val="24"/>
+        </w:rPr>
+        <w:t xml:space="preserve">var emp2 = </w:t>
+      </w:r>
+      <w:proofErr w:type="spellStart"/>
+      <w:r>
+        <w:rPr>
+          <w:rFonts w:cstheme="minorHAnsi"/>
+          <w:sz w:val="24"/>
+          <w:szCs w:val="24"/>
+        </w:rPr>
+        <w:t>dbContext.Employees.FirstOrDefault</w:t>
+      </w:r>
+      <w:proofErr w:type="spellEnd"/>
+      <w:r>
+        <w:rPr>
+          <w:rFonts w:cstheme="minorHAnsi"/>
+          <w:sz w:val="24"/>
+          <w:szCs w:val="24"/>
+        </w:rPr>
+        <w:t xml:space="preserve">(e =&gt; </w:t>
+      </w:r>
+      <w:proofErr w:type="spellStart"/>
+      <w:r>
+        <w:rPr>
+          <w:rFonts w:cstheme="minorHAnsi"/>
+          <w:sz w:val="24"/>
+          <w:szCs w:val="24"/>
+        </w:rPr>
+        <w:t>e.Department</w:t>
+      </w:r>
+      <w:proofErr w:type="spellEnd"/>
+      <w:r>
+        <w:rPr>
+          <w:rFonts w:cstheme="minorHAnsi"/>
+          <w:sz w:val="24"/>
+          <w:szCs w:val="24"/>
+        </w:rPr>
+        <w:t xml:space="preserve"> == "HR"); // Null if none</w:t>
+      </w:r>
+    </w:p>
+    <w:p>
+      <w:pPr>
+        <w:rPr>
+          <w:rFonts w:cstheme="minorHAnsi"/>
+          <w:sz w:val="24"/>
+          <w:szCs w:val="24"/>
+        </w:rPr>
+      </w:pPr>
+    </w:p>
+    <w:p>
+      <w:pPr>
+        <w:rPr>
+          <w:rFonts w:cstheme="minorHAnsi"/>
+          <w:b/>
+          <w:bCs/>
+          <w:sz w:val="24"/>
+          <w:szCs w:val="24"/>
+        </w:rPr>
+      </w:pPr>
+      <w:r>
+        <w:rPr>
+          <w:rFonts w:cstheme="minorHAnsi"/>
+          <w:b/>
+          <w:bCs/>
+          <w:sz w:val="24"/>
+          <w:szCs w:val="24"/>
+          <w:highlight w:val="yellow"/>
+        </w:rPr>
+        <w:t xml:space="preserve">What is </w:t>
+      </w:r>
+      <w:proofErr w:type="spellStart"/>
+      <w:r>
+        <w:rPr>
+          <w:rFonts w:cstheme="minorHAnsi"/>
+          <w:b/>
+          <w:bCs/>
+          <w:sz w:val="24"/>
+          <w:szCs w:val="24"/>
+          <w:highlight w:val="yellow"/>
+        </w:rPr>
+        <w:t>AsNoTracking</w:t>
+      </w:r>
+      <w:proofErr w:type="spellEnd"/>
+      <w:r>
+        <w:rPr>
+          <w:rFonts w:cstheme="minorHAnsi"/>
+          <w:b/>
+          <w:bCs/>
+          <w:sz w:val="24"/>
+          <w:szCs w:val="24"/>
+        </w:rPr>
+        <w:t>?</w:t>
+      </w:r>
+    </w:p>
+    <w:p>
+      <w:pPr>
+        <w:rPr>
+          <w:rFonts w:cstheme="minorHAnsi"/>
+          <w:sz w:val="24"/>
+          <w:szCs w:val="24"/>
+        </w:rPr>
+      </w:pPr>
+      <w:r>
+        <w:rPr>
+          <w:rFonts w:cstheme="minorHAnsi"/>
+          <w:sz w:val="24"/>
+          <w:szCs w:val="24"/>
+        </w:rPr>
+        <w:t>By default, EF Core tracks all entities retrieved from the database. This means:</w:t>
+      </w:r>
+    </w:p>
+    <w:p>
+      <w:pPr>
+        <w:numPr>
+          <w:ilvl w:val="0"/>
+          <w:numId w:val="34"/>
+        </w:numPr>
+        <w:rPr>
+          <w:rFonts w:cstheme="minorHAnsi"/>
+          <w:sz w:val="24"/>
+          <w:szCs w:val="24"/>
+        </w:rPr>
+      </w:pPr>
+      <w:r>
+        <w:rPr>
+          <w:rFonts w:cstheme="minorHAnsi"/>
+          <w:sz w:val="24"/>
+          <w:szCs w:val="24"/>
+        </w:rPr>
+        <w:t>EF Core keeps a snapshot of the entity.</w:t>
+      </w:r>
+    </w:p>
+    <w:p>
+      <w:pPr>
+        <w:numPr>
+          <w:ilvl w:val="0"/>
+          <w:numId w:val="34"/>
+        </w:numPr>
+        <w:rPr>
+          <w:rFonts w:cstheme="minorHAnsi"/>
+          <w:sz w:val="24"/>
+          <w:szCs w:val="24"/>
+        </w:rPr>
+      </w:pPr>
+      <w:r>
+        <w:rPr>
+          <w:rFonts w:cstheme="minorHAnsi"/>
+          <w:sz w:val="24"/>
+          <w:szCs w:val="24"/>
+        </w:rPr>
+        <w:t xml:space="preserve">If you modify the entity, EF Core knows what changed and can update the database when you call </w:t>
+      </w:r>
+      <w:proofErr w:type="spellStart"/>
+      <w:r>
+        <w:rPr>
+          <w:rFonts w:cstheme="minorHAnsi"/>
+          <w:sz w:val="24"/>
+          <w:szCs w:val="24"/>
+        </w:rPr>
+        <w:t>SaveChanges</w:t>
+      </w:r>
+      <w:proofErr w:type="spellEnd"/>
+      <w:r>
+        <w:rPr>
+          <w:rFonts w:cstheme="minorHAnsi"/>
+          <w:sz w:val="24"/>
+          <w:szCs w:val="24"/>
+        </w:rPr>
+        <w:t>().</w:t>
+      </w:r>
+    </w:p>
+    <w:p>
+      <w:pPr>
+        <w:rPr>
+          <w:rFonts w:cstheme="minorHAnsi"/>
+          <w:sz w:val="24"/>
+          <w:szCs w:val="24"/>
+        </w:rPr>
+      </w:pPr>
+      <w:proofErr w:type="spellStart"/>
+      <w:r>
+        <w:rPr>
+          <w:rFonts w:cstheme="minorHAnsi"/>
+          <w:sz w:val="24"/>
+          <w:szCs w:val="24"/>
+        </w:rPr>
+        <w:t>AsNoTracking</w:t>
+      </w:r>
+      <w:proofErr w:type="spellEnd"/>
+      <w:r>
+        <w:rPr>
+          <w:rFonts w:cstheme="minorHAnsi"/>
+          <w:sz w:val="24"/>
+          <w:szCs w:val="24"/>
+        </w:rPr>
+        <w:t>() tells EF Core not to track the entities. The objects are still materialized, but EF Core won’t keep them in its change tracker.</w:t>
+      </w:r>
+    </w:p>
+    <w:p>
+      <w:pPr>
+        <w:rPr>
+          <w:rFonts w:cstheme="minorHAnsi"/>
+          <w:sz w:val="24"/>
+          <w:szCs w:val="24"/>
+        </w:rPr>
+      </w:pPr>
+      <w:r>
+        <w:rPr>
+          <w:rFonts w:ascii="Segoe UI Emoji" w:hAnsi="Segoe UI Emoji" w:cs="Segoe UI Emoji"/>
+          <w:sz w:val="24"/>
+          <w:szCs w:val="24"/>
+        </w:rPr>
+        <w:t>🔹</w:t>
+      </w:r>
+      <w:r>
+        <w:rPr>
+          <w:rFonts w:cstheme="minorHAnsi"/>
+          <w:sz w:val="24"/>
+          <w:szCs w:val="24"/>
+        </w:rPr>
+        <w:t xml:space="preserve"> When to Use </w:t>
+      </w:r>
+      <w:proofErr w:type="spellStart"/>
+      <w:r>
+        <w:rPr>
+          <w:rFonts w:cstheme="minorHAnsi"/>
+          <w:sz w:val="24"/>
+          <w:szCs w:val="24"/>
+        </w:rPr>
+        <w:t>AsNoTracking</w:t>
+      </w:r>
+      <w:proofErr w:type="spellEnd"/>
+    </w:p>
+    <w:p>
+      <w:pPr>
+        <w:rPr>
+          <w:rFonts w:cstheme="minorHAnsi"/>
+          <w:sz w:val="24"/>
+          <w:szCs w:val="24"/>
+        </w:rPr>
+      </w:pPr>
+      <w:r>
+        <w:rPr>
+          <w:rFonts w:cstheme="minorHAnsi"/>
+          <w:sz w:val="24"/>
+          <w:szCs w:val="24"/>
+        </w:rPr>
+        <w:t>Use it when:</w:t>
+      </w:r>
+    </w:p>
+    <w:p>
+      <w:pPr>
+        <w:numPr>
+          <w:ilvl w:val="0"/>
+          <w:numId w:val="35"/>
+        </w:numPr>
+        <w:rPr>
+          <w:rFonts w:cstheme="minorHAnsi"/>
+          <w:sz w:val="24"/>
+          <w:szCs w:val="24"/>
+        </w:rPr>
+      </w:pPr>
+      <w:r>
+        <w:rPr>
+          <w:rFonts w:cstheme="minorHAnsi"/>
+          <w:sz w:val="24"/>
+          <w:szCs w:val="24"/>
+        </w:rPr>
+        <w:t>You are only reading data (no updates needed).</w:t>
+      </w:r>
+    </w:p>
+    <w:p>
+      <w:pPr>
+        <w:numPr>
+          <w:ilvl w:val="0"/>
+          <w:numId w:val="35"/>
+        </w:numPr>
+        <w:rPr>
+          <w:rFonts w:cstheme="minorHAnsi"/>
+          <w:sz w:val="24"/>
+          <w:szCs w:val="24"/>
+        </w:rPr>
+      </w:pPr>
+      <w:r>
+        <w:rPr>
+          <w:rFonts w:cstheme="minorHAnsi"/>
+          <w:sz w:val="24"/>
+          <w:szCs w:val="24"/>
+        </w:rPr>
+        <w:t>You want better performance (tracking adds overhead).</w:t>
+      </w:r>
+    </w:p>
+    <w:p>
+      <w:pPr>
+        <w:numPr>
+          <w:ilvl w:val="0"/>
+          <w:numId w:val="35"/>
+        </w:numPr>
+        <w:rPr>
+          <w:rFonts w:cstheme="minorHAnsi"/>
+          <w:sz w:val="24"/>
+          <w:szCs w:val="24"/>
+        </w:rPr>
+      </w:pPr>
+      <w:r>
+        <w:rPr>
+          <w:rFonts w:cstheme="minorHAnsi"/>
+          <w:sz w:val="24"/>
+          <w:szCs w:val="24"/>
+        </w:rPr>
+        <w:t>You are working with large datasets where tracking would consume too much memory.</w:t>
+      </w:r>
+    </w:p>
+    <w:p>
+      <w:pPr>
+        <w:rPr>
+          <w:rFonts w:cstheme="minorHAnsi"/>
+          <w:sz w:val="24"/>
+          <w:szCs w:val="24"/>
+        </w:rPr>
+      </w:pPr>
+      <w:r>
+        <w:rPr>
+          <w:rFonts w:cstheme="minorHAnsi"/>
+          <w:sz w:val="24"/>
+          <w:szCs w:val="24"/>
+        </w:rPr>
+        <w:t>Avoid it when:</w:t>
+      </w:r>
+    </w:p>
+    <w:p>
+      <w:pPr>
+        <w:numPr>
+          <w:ilvl w:val="0"/>
+          <w:numId w:val="36"/>
+        </w:numPr>
+        <w:rPr>
+          <w:rFonts w:cstheme="minorHAnsi"/>
+          <w:sz w:val="24"/>
+          <w:szCs w:val="24"/>
+        </w:rPr>
+      </w:pPr>
+      <w:r>
+        <w:rPr>
+          <w:rFonts w:cstheme="minorHAnsi"/>
+          <w:sz w:val="24"/>
+          <w:szCs w:val="24"/>
+        </w:rPr>
+        <w:t>You plan to update or delete the entities later in the same context.</w:t>
+      </w:r>
+    </w:p>
+    <w:p>
+      <w:pPr>
+        <w:rPr>
+          <w:rFonts w:cstheme="minorHAnsi"/>
+          <w:sz w:val="24"/>
+          <w:szCs w:val="24"/>
+        </w:rPr>
+      </w:pPr>
+      <w:r>
+        <w:rPr>
+          <w:rFonts w:ascii="Segoe UI Emoji" w:hAnsi="Segoe UI Emoji" w:cs="Segoe UI Emoji"/>
+          <w:sz w:val="24"/>
+          <w:szCs w:val="24"/>
+        </w:rPr>
+        <w:t>🔹</w:t>
+      </w:r>
+      <w:r>
+        <w:rPr>
+          <w:rFonts w:cstheme="minorHAnsi"/>
+          <w:sz w:val="24"/>
+          <w:szCs w:val="24"/>
+        </w:rPr>
+        <w:t xml:space="preserve"> </w:t>
+      </w:r>
+      <w:r>
+        <w:rPr>
+          <w:rFonts w:cstheme="minorHAnsi"/>
+          <w:sz w:val="24"/>
+          <w:szCs w:val="24"/>
+        </w:rPr>
+        <w:t>C# Code</w:t>
+      </w:r>
+    </w:p>
+    <w:p>
+      <w:pPr>
+        <w:rPr>
+          <w:rFonts w:cstheme="minorHAnsi"/>
+          <w:sz w:val="24"/>
+          <w:szCs w:val="24"/>
+        </w:rPr>
+      </w:pPr>
+      <w:r>
+        <w:rPr>
+          <w:rFonts w:cstheme="minorHAnsi"/>
+          <w:sz w:val="24"/>
+          <w:szCs w:val="24"/>
+        </w:rPr>
+        <w:t>// Normal query (tracking enabled)</w:t>
+      </w:r>
+    </w:p>
+    <w:p>
+      <w:pPr>
+        <w:rPr>
+          <w:rFonts w:cstheme="minorHAnsi"/>
+          <w:sz w:val="24"/>
+          <w:szCs w:val="24"/>
+        </w:rPr>
+      </w:pPr>
+      <w:r>
+        <w:rPr>
+          <w:rFonts w:cstheme="minorHAnsi"/>
+          <w:sz w:val="24"/>
+          <w:szCs w:val="24"/>
+        </w:rPr>
+        <w:t xml:space="preserve">var employees = </w:t>
+      </w:r>
+      <w:proofErr w:type="spellStart"/>
+      <w:r>
+        <w:rPr>
+          <w:rFonts w:cstheme="minorHAnsi"/>
+          <w:sz w:val="24"/>
+          <w:szCs w:val="24"/>
+        </w:rPr>
+        <w:t>dbContext.Employees.ToList</w:t>
+      </w:r>
+      <w:proofErr w:type="spellEnd"/>
+      <w:r>
+        <w:rPr>
+          <w:rFonts w:cstheme="minorHAnsi"/>
+          <w:sz w:val="24"/>
+          <w:szCs w:val="24"/>
+        </w:rPr>
+        <w:t>();</w:t>
+      </w:r>
+    </w:p>
+    <w:p>
+      <w:pPr>
+        <w:rPr>
+          <w:rFonts w:cstheme="minorHAnsi"/>
+          <w:sz w:val="24"/>
+          <w:szCs w:val="24"/>
+        </w:rPr>
+      </w:pPr>
+    </w:p>
+    <w:p>
+      <w:pPr>
+        <w:rPr>
+          <w:rFonts w:cstheme="minorHAnsi"/>
+          <w:sz w:val="24"/>
+          <w:szCs w:val="24"/>
+        </w:rPr>
+      </w:pPr>
+      <w:r>
+        <w:rPr>
+          <w:rFonts w:cstheme="minorHAnsi"/>
+          <w:sz w:val="24"/>
+          <w:szCs w:val="24"/>
+        </w:rPr>
+        <w:lastRenderedPageBreak/>
+        <w:t xml:space="preserve">// Query with </w:t>
+      </w:r>
+      <w:proofErr w:type="spellStart"/>
+      <w:r>
+        <w:rPr>
+          <w:rFonts w:cstheme="minorHAnsi"/>
+          <w:sz w:val="24"/>
+          <w:szCs w:val="24"/>
+        </w:rPr>
+        <w:t>AsNoTracking</w:t>
+      </w:r>
+      <w:proofErr w:type="spellEnd"/>
+      <w:r>
+        <w:rPr>
+          <w:rFonts w:cstheme="minorHAnsi"/>
+          <w:sz w:val="24"/>
+          <w:szCs w:val="24"/>
+        </w:rPr>
+        <w:t xml:space="preserve"> (no tracking)</w:t>
+      </w:r>
+    </w:p>
+    <w:p>
+      <w:pPr>
+        <w:rPr>
+          <w:rFonts w:cstheme="minorHAnsi"/>
+          <w:sz w:val="24"/>
+          <w:szCs w:val="24"/>
+        </w:rPr>
+      </w:pPr>
+      <w:r>
+        <w:rPr>
+          <w:rFonts w:cstheme="minorHAnsi"/>
+          <w:sz w:val="24"/>
+          <w:szCs w:val="24"/>
+        </w:rPr>
+        <w:t xml:space="preserve">var </w:t>
+      </w:r>
+      <w:proofErr w:type="spellStart"/>
+      <w:r>
+        <w:rPr>
+          <w:rFonts w:cstheme="minorHAnsi"/>
+          <w:sz w:val="24"/>
+          <w:szCs w:val="24"/>
+        </w:rPr>
+        <w:t>employeesReadOnly</w:t>
+      </w:r>
+      <w:proofErr w:type="spellEnd"/>
+      <w:r>
+        <w:rPr>
+          <w:rFonts w:cstheme="minorHAnsi"/>
+          <w:sz w:val="24"/>
+          <w:szCs w:val="24"/>
+        </w:rPr>
+        <w:t xml:space="preserve"> = </w:t>
+      </w:r>
+      <w:proofErr w:type="spellStart"/>
+      <w:r>
+        <w:rPr>
+          <w:rFonts w:cstheme="minorHAnsi"/>
+          <w:sz w:val="24"/>
+          <w:szCs w:val="24"/>
+        </w:rPr>
+        <w:t>dbContext.Employees</w:t>
+      </w:r>
+      <w:proofErr w:type="spellEnd"/>
+    </w:p>
+    <w:p>
+      <w:pPr>
+        <w:rPr>
+          <w:rFonts w:cstheme="minorHAnsi"/>
+          <w:sz w:val="24"/>
+          <w:szCs w:val="24"/>
+        </w:rPr>
+      </w:pPr>
+      <w:r>
+        <w:rPr>
+          <w:rFonts w:cstheme="minorHAnsi"/>
+          <w:sz w:val="24"/>
+          <w:szCs w:val="24"/>
+        </w:rPr>
+        <w:t xml:space="preserve">                                 .</w:t>
+      </w:r>
+      <w:proofErr w:type="spellStart"/>
+      <w:r>
+        <w:rPr>
+          <w:rFonts w:cstheme="minorHAnsi"/>
+          <w:sz w:val="24"/>
+          <w:szCs w:val="24"/>
+        </w:rPr>
+        <w:t>AsNoTracking</w:t>
+      </w:r>
+      <w:proofErr w:type="spellEnd"/>
+      <w:r>
+        <w:rPr>
+          <w:rFonts w:cstheme="minorHAnsi"/>
+          <w:sz w:val="24"/>
+          <w:szCs w:val="24"/>
+        </w:rPr>
+        <w:t>()</w:t>
+      </w:r>
+    </w:p>
+    <w:p>
+      <w:pPr>
+        <w:rPr>
+          <w:rFonts w:cstheme="minorHAnsi"/>
+          <w:sz w:val="24"/>
+          <w:szCs w:val="24"/>
+        </w:rPr>
+      </w:pPr>
+      <w:r>
+        <w:rPr>
+          <w:rFonts w:cstheme="minorHAnsi"/>
+          <w:sz w:val="24"/>
+          <w:szCs w:val="24"/>
+        </w:rPr>
+        <w:t xml:space="preserve">                                 .Where(e =&gt; </w:t>
+      </w:r>
+      <w:proofErr w:type="spellStart"/>
+      <w:r>
+        <w:rPr>
+          <w:rFonts w:cstheme="minorHAnsi"/>
+          <w:sz w:val="24"/>
+          <w:szCs w:val="24"/>
+        </w:rPr>
+        <w:t>e.Department</w:t>
+      </w:r>
+      <w:proofErr w:type="spellEnd"/>
+      <w:r>
+        <w:rPr>
+          <w:rFonts w:cstheme="minorHAnsi"/>
+          <w:sz w:val="24"/>
+          <w:szCs w:val="24"/>
+        </w:rPr>
+        <w:t xml:space="preserve"> == "HR")</w:t>
+      </w:r>
+    </w:p>
+    <w:p>
+      <w:pPr>
+        <w:rPr>
+          <w:rFonts w:cstheme="minorHAnsi"/>
+          <w:sz w:val="24"/>
+          <w:szCs w:val="24"/>
+        </w:rPr>
+      </w:pPr>
+      <w:r>
+        <w:rPr>
+          <w:rFonts w:cstheme="minorHAnsi"/>
+          <w:sz w:val="24"/>
+          <w:szCs w:val="24"/>
+        </w:rPr>
+        <w:t xml:space="preserve">                                 .</w:t>
+      </w:r>
+      <w:proofErr w:type="spellStart"/>
+      <w:r>
+        <w:rPr>
+          <w:rFonts w:cstheme="minorHAnsi"/>
+          <w:sz w:val="24"/>
+          <w:szCs w:val="24"/>
+        </w:rPr>
+        <w:t>ToList</w:t>
+      </w:r>
+      <w:proofErr w:type="spellEnd"/>
+      <w:r>
+        <w:rPr>
+          <w:rFonts w:cstheme="minorHAnsi"/>
+          <w:sz w:val="24"/>
+          <w:szCs w:val="24"/>
+        </w:rPr>
+        <w:t>();</w:t>
+      </w:r>
+    </w:p>
+    <w:p>
+      <w:pPr>
+        <w:rPr>
+          <w:rFonts w:cstheme="minorHAnsi"/>
+          <w:sz w:val="24"/>
+          <w:szCs w:val="24"/>
+        </w:rPr>
+      </w:pPr>
+    </w:p>
+    <w:p>
+      <w:pPr>
+        <w:rPr>
+          <w:rFonts w:cstheme="minorHAnsi"/>
+          <w:b/>
+          <w:bCs/>
+          <w:sz w:val="24"/>
+          <w:szCs w:val="24"/>
+        </w:rPr>
+      </w:pPr>
+      <w:r>
+        <w:rPr>
+          <w:rFonts w:ascii="Segoe UI Emoji" w:hAnsi="Segoe UI Emoji" w:cs="Segoe UI Emoji"/>
+          <w:b/>
+          <w:bCs/>
+          <w:sz w:val="24"/>
+          <w:szCs w:val="24"/>
+        </w:rPr>
+        <w:t>✨</w:t>
+      </w:r>
+      <w:r>
+        <w:rPr>
+          <w:rFonts w:cstheme="minorHAnsi"/>
+          <w:b/>
+          <w:bCs/>
+          <w:sz w:val="24"/>
+          <w:szCs w:val="24"/>
+        </w:rPr>
+        <w:t xml:space="preserve"> Explanation</w:t>
+      </w:r>
+    </w:p>
+    <w:p>
+      <w:pPr>
+        <w:numPr>
+          <w:ilvl w:val="0"/>
+          <w:numId w:val="37"/>
+        </w:numPr>
+        <w:rPr>
+          <w:rFonts w:cstheme="minorHAnsi"/>
+          <w:sz w:val="24"/>
+          <w:szCs w:val="24"/>
+        </w:rPr>
+      </w:pPr>
+      <w:r>
+        <w:rPr>
+          <w:rFonts w:cstheme="minorHAnsi"/>
+          <w:sz w:val="24"/>
+          <w:szCs w:val="24"/>
+        </w:rPr>
+        <w:t xml:space="preserve">employees → EF Core tracks these entities. If you change employees[0].Name = "Selva"; and call </w:t>
+      </w:r>
+      <w:proofErr w:type="spellStart"/>
+      <w:r>
+        <w:rPr>
+          <w:rFonts w:cstheme="minorHAnsi"/>
+          <w:sz w:val="24"/>
+          <w:szCs w:val="24"/>
+        </w:rPr>
+        <w:t>SaveChanges</w:t>
+      </w:r>
+      <w:proofErr w:type="spellEnd"/>
+      <w:r>
+        <w:rPr>
+          <w:rFonts w:cstheme="minorHAnsi"/>
+          <w:sz w:val="24"/>
+          <w:szCs w:val="24"/>
+        </w:rPr>
+        <w:t>(), EF Core will update the DB.</w:t>
+      </w:r>
+    </w:p>
+    <w:p>
+      <w:pPr>
+        <w:numPr>
+          <w:ilvl w:val="0"/>
+          <w:numId w:val="37"/>
+        </w:numPr>
+        <w:rPr>
+          <w:rFonts w:cstheme="minorHAnsi"/>
+          <w:sz w:val="24"/>
+          <w:szCs w:val="24"/>
+        </w:rPr>
+      </w:pPr>
+      <w:proofErr w:type="spellStart"/>
+      <w:r>
+        <w:rPr>
+          <w:rFonts w:cstheme="minorHAnsi"/>
+          <w:sz w:val="24"/>
+          <w:szCs w:val="24"/>
+        </w:rPr>
+        <w:t>employeesReadOnly</w:t>
+      </w:r>
+      <w:proofErr w:type="spellEnd"/>
+      <w:r>
+        <w:rPr>
+          <w:rFonts w:cstheme="minorHAnsi"/>
+          <w:sz w:val="24"/>
+          <w:szCs w:val="24"/>
+        </w:rPr>
+        <w:t xml:space="preserve"> → EF Core does </w:t>
+      </w:r>
+      <w:r>
+        <w:rPr>
+          <w:rFonts w:cstheme="minorHAnsi"/>
+          <w:b/>
+          <w:bCs/>
+          <w:sz w:val="24"/>
+          <w:szCs w:val="24"/>
+        </w:rPr>
+        <w:t>not</w:t>
+      </w:r>
+      <w:r>
+        <w:rPr>
+          <w:rFonts w:cstheme="minorHAnsi"/>
+          <w:sz w:val="24"/>
+          <w:szCs w:val="24"/>
+        </w:rPr>
+        <w:t xml:space="preserve"> track these entities. If you change </w:t>
+      </w:r>
+      <w:proofErr w:type="spellStart"/>
+      <w:r>
+        <w:rPr>
+          <w:rFonts w:cstheme="minorHAnsi"/>
+          <w:sz w:val="24"/>
+          <w:szCs w:val="24"/>
+        </w:rPr>
+        <w:t>employeesReadOnly</w:t>
+      </w:r>
+      <w:proofErr w:type="spellEnd"/>
+      <w:r>
+        <w:rPr>
+          <w:rFonts w:cstheme="minorHAnsi"/>
+          <w:sz w:val="24"/>
+          <w:szCs w:val="24"/>
+        </w:rPr>
+        <w:t xml:space="preserve">[0].Name = "Selva";, EF Core won’t know about it, and </w:t>
+      </w:r>
+      <w:proofErr w:type="spellStart"/>
+      <w:r>
+        <w:rPr>
+          <w:rFonts w:cstheme="minorHAnsi"/>
+          <w:sz w:val="24"/>
+          <w:szCs w:val="24"/>
+        </w:rPr>
+        <w:t>SaveChanges</w:t>
+      </w:r>
+      <w:proofErr w:type="spellEnd"/>
+      <w:r>
+        <w:rPr>
+          <w:rFonts w:cstheme="minorHAnsi"/>
+          <w:sz w:val="24"/>
+          <w:szCs w:val="24"/>
+        </w:rPr>
+        <w:t>() won’t persist the change.</w:t>
+      </w:r>
+    </w:p>
+    <w:p>
+      <w:pPr>
+        <w:rPr>
+          <w:rFonts w:cstheme="minorHAnsi"/>
+          <w:b/>
+          <w:bCs/>
+          <w:sz w:val="24"/>
+          <w:szCs w:val="24"/>
+        </w:rPr>
+      </w:pPr>
+      <w:r>
+        <w:rPr>
+          <w:rFonts w:ascii="Segoe UI Emoji" w:hAnsi="Segoe UI Emoji" w:cs="Segoe UI Emoji"/>
+          <w:b/>
+          <w:bCs/>
+          <w:sz w:val="24"/>
+          <w:szCs w:val="24"/>
+        </w:rPr>
+        <w:t>🔹</w:t>
+      </w:r>
+      <w:r>
+        <w:rPr>
+          <w:rFonts w:cstheme="minorHAnsi"/>
+          <w:b/>
+          <w:bCs/>
+          <w:sz w:val="24"/>
+          <w:szCs w:val="24"/>
+        </w:rPr>
+        <w:t xml:space="preserve"> Performance Benefit</w:t>
+      </w:r>
+    </w:p>
+    <w:p>
+      <w:pPr>
+        <w:rPr>
+          <w:rFonts w:cstheme="minorHAnsi"/>
+          <w:sz w:val="24"/>
+          <w:szCs w:val="24"/>
+        </w:rPr>
+      </w:pPr>
+      <w:r>
+        <w:rPr>
+          <w:rFonts w:cstheme="minorHAnsi"/>
+          <w:sz w:val="24"/>
+          <w:szCs w:val="24"/>
+        </w:rPr>
+        <w:t xml:space="preserve">Imagine fetching </w:t>
+      </w:r>
+      <w:r>
+        <w:rPr>
+          <w:rFonts w:cstheme="minorHAnsi"/>
+          <w:b/>
+          <w:bCs/>
+          <w:sz w:val="24"/>
+          <w:szCs w:val="24"/>
+        </w:rPr>
+        <w:t>10,000 rows</w:t>
+      </w:r>
+      <w:r>
+        <w:rPr>
+          <w:rFonts w:cstheme="minorHAnsi"/>
+          <w:sz w:val="24"/>
+          <w:szCs w:val="24"/>
+        </w:rPr>
+        <w:t xml:space="preserve"> just to display in a report. Tracking all those entities wastes memory and slows down queries. </w:t>
+      </w:r>
+      <w:proofErr w:type="spellStart"/>
+      <w:r>
+        <w:rPr>
+          <w:rFonts w:cstheme="minorHAnsi"/>
+          <w:sz w:val="24"/>
+          <w:szCs w:val="24"/>
+        </w:rPr>
+        <w:t>AsNoTracking</w:t>
+      </w:r>
+      <w:proofErr w:type="spellEnd"/>
+      <w:r>
+        <w:rPr>
+          <w:rFonts w:cstheme="minorHAnsi"/>
+          <w:sz w:val="24"/>
+          <w:szCs w:val="24"/>
+        </w:rPr>
+        <w:t>() avoids that overhead, making queries faster and lighter.</w:t>
+      </w:r>
+    </w:p>
+    <w:p>
+      <w:pPr>
+        <w:rPr>
+          <w:rFonts w:cstheme="minorHAnsi"/>
+          <w:sz w:val="24"/>
+          <w:szCs w:val="24"/>
+        </w:rPr>
+      </w:pPr>
+      <w:r>
+        <w:rPr>
+          <w:rFonts w:ascii="Segoe UI Emoji" w:hAnsi="Segoe UI Emoji" w:cs="Segoe UI Emoji"/>
+          <w:sz w:val="24"/>
+          <w:szCs w:val="24"/>
+        </w:rPr>
+        <w:t>✅</w:t>
+      </w:r>
+      <w:r>
+        <w:rPr>
+          <w:rFonts w:cstheme="minorHAnsi"/>
+          <w:sz w:val="24"/>
+          <w:szCs w:val="24"/>
+        </w:rPr>
+        <w:t xml:space="preserve"> </w:t>
+      </w:r>
+      <w:r>
+        <w:rPr>
+          <w:rFonts w:cstheme="minorHAnsi"/>
+          <w:b/>
+          <w:bCs/>
+          <w:sz w:val="24"/>
+          <w:szCs w:val="24"/>
+        </w:rPr>
+        <w:t>Summary:</w:t>
+      </w:r>
+    </w:p>
+    <w:p>
+      <w:pPr>
+        <w:numPr>
+          <w:ilvl w:val="0"/>
+          <w:numId w:val="38"/>
+        </w:numPr>
+        <w:rPr>
+          <w:rFonts w:cstheme="minorHAnsi"/>
+          <w:sz w:val="24"/>
+          <w:szCs w:val="24"/>
+        </w:rPr>
+      </w:pPr>
+      <w:proofErr w:type="spellStart"/>
+      <w:r>
+        <w:rPr>
+          <w:rFonts w:cstheme="minorHAnsi"/>
+          <w:sz w:val="24"/>
+          <w:szCs w:val="24"/>
+        </w:rPr>
+        <w:t>AsNoTracking</w:t>
+      </w:r>
+      <w:proofErr w:type="spellEnd"/>
+      <w:r>
+        <w:rPr>
+          <w:rFonts w:cstheme="minorHAnsi"/>
+          <w:sz w:val="24"/>
+          <w:szCs w:val="24"/>
+        </w:rPr>
+        <w:t>() = read-only, faster queries, no change tracking.</w:t>
+      </w:r>
+    </w:p>
+    <w:p>
+      <w:pPr>
+        <w:numPr>
+          <w:ilvl w:val="0"/>
+          <w:numId w:val="38"/>
+        </w:numPr>
+        <w:rPr>
+          <w:rFonts w:cstheme="minorHAnsi"/>
+          <w:sz w:val="24"/>
+          <w:szCs w:val="24"/>
+        </w:rPr>
+      </w:pPr>
+      <w:r>
+        <w:rPr>
+          <w:rFonts w:cstheme="minorHAnsi"/>
+          <w:sz w:val="24"/>
+          <w:szCs w:val="24"/>
+        </w:rPr>
+        <w:t>Use it for reporting, dashboards, or APIs that only return data.</w:t>
+      </w:r>
+    </w:p>
+    <w:p>
+      <w:pPr>
+        <w:numPr>
+          <w:ilvl w:val="0"/>
+          <w:numId w:val="38"/>
+        </w:numPr>
+        <w:rPr>
+          <w:rFonts w:cstheme="minorHAnsi"/>
+          <w:sz w:val="24"/>
+          <w:szCs w:val="24"/>
+        </w:rPr>
+      </w:pPr>
+      <w:r>
+        <w:rPr>
+          <w:rFonts w:cstheme="minorHAnsi"/>
+          <w:sz w:val="24"/>
+          <w:szCs w:val="24"/>
+        </w:rPr>
+        <w:t>Don’t use it if you plan to modify and save entities later.</w:t>
+      </w:r>
+    </w:p>
+    <w:p>
+      <w:pPr>
+        <w:rPr>
+          <w:rFonts w:cstheme="minorHAnsi"/>
+          <w:sz w:val="24"/>
+          <w:szCs w:val="24"/>
+        </w:rPr>
+      </w:pPr>
+    </w:p>
+    <w:p>
+      <w:pPr>
+        <w:rPr>
+          <w:rFonts w:cstheme="minorHAnsi"/>
+          <w:b/>
+          <w:bCs/>
+          <w:sz w:val="24"/>
+          <w:szCs w:val="24"/>
+        </w:rPr>
+      </w:pPr>
     </w:p>
     <w:p>
       <w:pPr>
@@ -1145,6 +4248,304 @@
     </w:lvl>
   </w:abstractNum>
   <w:abstractNum w:abstractNumId="3" w15:restartNumberingAfterBreak="0">
+    <w:nsid w:val="07FE45E6"/>
+    <w:multiLevelType w:val="multilevel"/>
+    <w:tmpl w:val="8B466F02"/>
+    <w:lvl w:ilvl="0">
+      <w:start w:val="1"/>
+      <w:numFmt w:val="bullet"/>
+      <w:lvlText w:val=""/>
+      <w:lvlJc w:val="left"/>
+      <w:pPr>
+        <w:tabs>
+          <w:tab w:val="num" w:pos="720"/>
+        </w:tabs>
+        <w:ind w:left="720" w:hanging="360"/>
+      </w:pPr>
+      <w:rPr>
+        <w:rFonts w:ascii="Symbol" w:hAnsi="Symbol" w:hint="default"/>
+        <w:sz w:val="20"/>
+      </w:rPr>
+    </w:lvl>
+    <w:lvl w:ilvl="1" w:tentative="1">
+      <w:start w:val="1"/>
+      <w:numFmt w:val="bullet"/>
+      <w:lvlText w:val="o"/>
+      <w:lvlJc w:val="left"/>
+      <w:pPr>
+        <w:tabs>
+          <w:tab w:val="num" w:pos="1440"/>
+        </w:tabs>
+        <w:ind w:left="1440" w:hanging="360"/>
+      </w:pPr>
+      <w:rPr>
+        <w:rFonts w:ascii="Courier New" w:hAnsi="Courier New" w:hint="default"/>
+        <w:sz w:val="20"/>
+      </w:rPr>
+    </w:lvl>
+    <w:lvl w:ilvl="2" w:tentative="1">
+      <w:start w:val="1"/>
+      <w:numFmt w:val="bullet"/>
+      <w:lvlText w:val=""/>
+      <w:lvlJc w:val="left"/>
+      <w:pPr>
+        <w:tabs>
+          <w:tab w:val="num" w:pos="2160"/>
+        </w:tabs>
+        <w:ind w:left="2160" w:hanging="360"/>
+      </w:pPr>
+      <w:rPr>
+        <w:rFonts w:ascii="Wingdings" w:hAnsi="Wingdings" w:hint="default"/>
+        <w:sz w:val="20"/>
+      </w:rPr>
+    </w:lvl>
+    <w:lvl w:ilvl="3" w:tentative="1">
+      <w:start w:val="1"/>
+      <w:numFmt w:val="bullet"/>
+      <w:lvlText w:val=""/>
+      <w:lvlJc w:val="left"/>
+      <w:pPr>
+        <w:tabs>
+          <w:tab w:val="num" w:pos="2880"/>
+        </w:tabs>
+        <w:ind w:left="2880" w:hanging="360"/>
+      </w:pPr>
+      <w:rPr>
+        <w:rFonts w:ascii="Wingdings" w:hAnsi="Wingdings" w:hint="default"/>
+        <w:sz w:val="20"/>
+      </w:rPr>
+    </w:lvl>
+    <w:lvl w:ilvl="4" w:tentative="1">
+      <w:start w:val="1"/>
+      <w:numFmt w:val="bullet"/>
+      <w:lvlText w:val=""/>
+      <w:lvlJc w:val="left"/>
+      <w:pPr>
+        <w:tabs>
+          <w:tab w:val="num" w:pos="3600"/>
+        </w:tabs>
+        <w:ind w:left="3600" w:hanging="360"/>
+      </w:pPr>
+      <w:rPr>
+        <w:rFonts w:ascii="Wingdings" w:hAnsi="Wingdings" w:hint="default"/>
+        <w:sz w:val="20"/>
+      </w:rPr>
+    </w:lvl>
+    <w:lvl w:ilvl="5" w:tentative="1">
+      <w:start w:val="1"/>
+      <w:numFmt w:val="bullet"/>
+      <w:lvlText w:val=""/>
+      <w:lvlJc w:val="left"/>
+      <w:pPr>
+        <w:tabs>
+          <w:tab w:val="num" w:pos="4320"/>
+        </w:tabs>
+        <w:ind w:left="4320" w:hanging="360"/>
+      </w:pPr>
+      <w:rPr>
+        <w:rFonts w:ascii="Wingdings" w:hAnsi="Wingdings" w:hint="default"/>
+        <w:sz w:val="20"/>
+      </w:rPr>
+    </w:lvl>
+    <w:lvl w:ilvl="6" w:tentative="1">
+      <w:start w:val="1"/>
+      <w:numFmt w:val="bullet"/>
+      <w:lvlText w:val=""/>
+      <w:lvlJc w:val="left"/>
+      <w:pPr>
+        <w:tabs>
+          <w:tab w:val="num" w:pos="5040"/>
+        </w:tabs>
+        <w:ind w:left="5040" w:hanging="360"/>
+      </w:pPr>
+      <w:rPr>
+        <w:rFonts w:ascii="Wingdings" w:hAnsi="Wingdings" w:hint="default"/>
+        <w:sz w:val="20"/>
+      </w:rPr>
+    </w:lvl>
+    <w:lvl w:ilvl="7" w:tentative="1">
+      <w:start w:val="1"/>
+      <w:numFmt w:val="bullet"/>
+      <w:lvlText w:val=""/>
+      <w:lvlJc w:val="left"/>
+      <w:pPr>
+        <w:tabs>
+          <w:tab w:val="num" w:pos="5760"/>
+        </w:tabs>
+        <w:ind w:left="5760" w:hanging="360"/>
+      </w:pPr>
+      <w:rPr>
+        <w:rFonts w:ascii="Wingdings" w:hAnsi="Wingdings" w:hint="default"/>
+        <w:sz w:val="20"/>
+      </w:rPr>
+    </w:lvl>
+    <w:lvl w:ilvl="8" w:tentative="1">
+      <w:start w:val="1"/>
+      <w:numFmt w:val="bullet"/>
+      <w:lvlText w:val=""/>
+      <w:lvlJc w:val="left"/>
+      <w:pPr>
+        <w:tabs>
+          <w:tab w:val="num" w:pos="6480"/>
+        </w:tabs>
+        <w:ind w:left="6480" w:hanging="360"/>
+      </w:pPr>
+      <w:rPr>
+        <w:rFonts w:ascii="Wingdings" w:hAnsi="Wingdings" w:hint="default"/>
+        <w:sz w:val="20"/>
+      </w:rPr>
+    </w:lvl>
+  </w:abstractNum>
+  <w:abstractNum w:abstractNumId="4" w15:restartNumberingAfterBreak="0">
+    <w:nsid w:val="0EBD0917"/>
+    <w:multiLevelType w:val="multilevel"/>
+    <w:tmpl w:val="C8FAD988"/>
+    <w:lvl w:ilvl="0">
+      <w:start w:val="1"/>
+      <w:numFmt w:val="bullet"/>
+      <w:lvlText w:val=""/>
+      <w:lvlJc w:val="left"/>
+      <w:pPr>
+        <w:tabs>
+          <w:tab w:val="num" w:pos="720"/>
+        </w:tabs>
+        <w:ind w:left="720" w:hanging="360"/>
+      </w:pPr>
+      <w:rPr>
+        <w:rFonts w:ascii="Symbol" w:hAnsi="Symbol" w:hint="default"/>
+        <w:sz w:val="20"/>
+      </w:rPr>
+    </w:lvl>
+    <w:lvl w:ilvl="1" w:tentative="1">
+      <w:start w:val="1"/>
+      <w:numFmt w:val="bullet"/>
+      <w:lvlText w:val="o"/>
+      <w:lvlJc w:val="left"/>
+      <w:pPr>
+        <w:tabs>
+          <w:tab w:val="num" w:pos="1440"/>
+        </w:tabs>
+        <w:ind w:left="1440" w:hanging="360"/>
+      </w:pPr>
+      <w:rPr>
+        <w:rFonts w:ascii="Courier New" w:hAnsi="Courier New" w:hint="default"/>
+        <w:sz w:val="20"/>
+      </w:rPr>
+    </w:lvl>
+    <w:lvl w:ilvl="2" w:tentative="1">
+      <w:start w:val="1"/>
+      <w:numFmt w:val="bullet"/>
+      <w:lvlText w:val=""/>
+      <w:lvlJc w:val="left"/>
+      <w:pPr>
+        <w:tabs>
+          <w:tab w:val="num" w:pos="2160"/>
+        </w:tabs>
+        <w:ind w:left="2160" w:hanging="360"/>
+      </w:pPr>
+      <w:rPr>
+        <w:rFonts w:ascii="Wingdings" w:hAnsi="Wingdings" w:hint="default"/>
+        <w:sz w:val="20"/>
+      </w:rPr>
+    </w:lvl>
+    <w:lvl w:ilvl="3" w:tentative="1">
+      <w:start w:val="1"/>
+      <w:numFmt w:val="bullet"/>
+      <w:lvlText w:val=""/>
+      <w:lvlJc w:val="left"/>
+      <w:pPr>
+        <w:tabs>
+          <w:tab w:val="num" w:pos="2880"/>
+        </w:tabs>
+        <w:ind w:left="2880" w:hanging="360"/>
+      </w:pPr>
+      <w:rPr>
+        <w:rFonts w:ascii="Wingdings" w:hAnsi="Wingdings" w:hint="default"/>
+        <w:sz w:val="20"/>
+      </w:rPr>
+    </w:lvl>
+    <w:lvl w:ilvl="4" w:tentative="1">
+      <w:start w:val="1"/>
+      <w:numFmt w:val="bullet"/>
+      <w:lvlText w:val=""/>
+      <w:lvlJc w:val="left"/>
+      <w:pPr>
+        <w:tabs>
+          <w:tab w:val="num" w:pos="3600"/>
+        </w:tabs>
+        <w:ind w:left="3600" w:hanging="360"/>
+      </w:pPr>
+      <w:rPr>
+        <w:rFonts w:ascii="Wingdings" w:hAnsi="Wingdings" w:hint="default"/>
+        <w:sz w:val="20"/>
+      </w:rPr>
+    </w:lvl>
+    <w:lvl w:ilvl="5" w:tentative="1">
+      <w:start w:val="1"/>
+      <w:numFmt w:val="bullet"/>
+      <w:lvlText w:val=""/>
+      <w:lvlJc w:val="left"/>
+      <w:pPr>
+        <w:tabs>
+          <w:tab w:val="num" w:pos="4320"/>
+        </w:tabs>
+        <w:ind w:left="4320" w:hanging="360"/>
+      </w:pPr>
+      <w:rPr>
+        <w:rFonts w:ascii="Wingdings" w:hAnsi="Wingdings" w:hint="default"/>
+        <w:sz w:val="20"/>
+      </w:rPr>
+    </w:lvl>
+    <w:lvl w:ilvl="6" w:tentative="1">
+      <w:start w:val="1"/>
+      <w:numFmt w:val="bullet"/>
+      <w:lvlText w:val=""/>
+      <w:lvlJc w:val="left"/>
+      <w:pPr>
+        <w:tabs>
+          <w:tab w:val="num" w:pos="5040"/>
+        </w:tabs>
+        <w:ind w:left="5040" w:hanging="360"/>
+      </w:pPr>
+      <w:rPr>
+        <w:rFonts w:ascii="Wingdings" w:hAnsi="Wingdings" w:hint="default"/>
+        <w:sz w:val="20"/>
+      </w:rPr>
+    </w:lvl>
+    <w:lvl w:ilvl="7" w:tentative="1">
+      <w:start w:val="1"/>
+      <w:numFmt w:val="bullet"/>
+      <w:lvlText w:val=""/>
+      <w:lvlJc w:val="left"/>
+      <w:pPr>
+        <w:tabs>
+          <w:tab w:val="num" w:pos="5760"/>
+        </w:tabs>
+        <w:ind w:left="5760" w:hanging="360"/>
+      </w:pPr>
+      <w:rPr>
+        <w:rFonts w:ascii="Wingdings" w:hAnsi="Wingdings" w:hint="default"/>
+        <w:sz w:val="20"/>
+      </w:rPr>
+    </w:lvl>
+    <w:lvl w:ilvl="8" w:tentative="1">
+      <w:start w:val="1"/>
+      <w:numFmt w:val="bullet"/>
+      <w:lvlText w:val=""/>
+      <w:lvlJc w:val="left"/>
+      <w:pPr>
+        <w:tabs>
+          <w:tab w:val="num" w:pos="6480"/>
+        </w:tabs>
+        <w:ind w:left="6480" w:hanging="360"/>
+      </w:pPr>
+      <w:rPr>
+        <w:rFonts w:ascii="Wingdings" w:hAnsi="Wingdings" w:hint="default"/>
+        <w:sz w:val="20"/>
+      </w:rPr>
+    </w:lvl>
+  </w:abstractNum>
+  <w:abstractNum w:abstractNumId="5" w15:restartNumberingAfterBreak="0">
     <w:nsid w:val="0FB54B29"/>
     <w:multiLevelType w:val="multilevel"/>
     <w:tmpl w:val="2C76210E"/>
@@ -1293,7 +4694,7 @@
       </w:rPr>
     </w:lvl>
   </w:abstractNum>
-  <w:abstractNum w:abstractNumId="4" w15:restartNumberingAfterBreak="0">
+  <w:abstractNum w:abstractNumId="6" w15:restartNumberingAfterBreak="0">
     <w:nsid w:val="12730B1E"/>
     <w:multiLevelType w:val="multilevel"/>
     <w:tmpl w:val="3A5E8836"/>
@@ -1442,7 +4843,7 @@
       </w:rPr>
     </w:lvl>
   </w:abstractNum>
-  <w:abstractNum w:abstractNumId="5" w15:restartNumberingAfterBreak="0">
+  <w:abstractNum w:abstractNumId="7" w15:restartNumberingAfterBreak="0">
     <w:nsid w:val="145A68A7"/>
     <w:multiLevelType w:val="multilevel"/>
     <w:tmpl w:val="26A4AEE4"/>
@@ -1555,7 +4956,7 @@
       </w:pPr>
     </w:lvl>
   </w:abstractNum>
-  <w:abstractNum w:abstractNumId="6" w15:restartNumberingAfterBreak="0">
+  <w:abstractNum w:abstractNumId="8" w15:restartNumberingAfterBreak="0">
     <w:nsid w:val="14B638D7"/>
     <w:multiLevelType w:val="multilevel"/>
     <w:tmpl w:val="A322FA3A"/>
@@ -1704,7 +5105,7 @@
       </w:rPr>
     </w:lvl>
   </w:abstractNum>
-  <w:abstractNum w:abstractNumId="7" w15:restartNumberingAfterBreak="0">
+  <w:abstractNum w:abstractNumId="9" w15:restartNumberingAfterBreak="0">
     <w:nsid w:val="19CC5AC9"/>
     <w:multiLevelType w:val="hybridMultilevel"/>
     <w:tmpl w:val="DDF82358"/>
@@ -1796,7 +5197,7 @@
       </w:pPr>
     </w:lvl>
   </w:abstractNum>
-  <w:abstractNum w:abstractNumId="8" w15:restartNumberingAfterBreak="0">
+  <w:abstractNum w:abstractNumId="10" w15:restartNumberingAfterBreak="0">
     <w:nsid w:val="1C4E03FF"/>
     <w:multiLevelType w:val="multilevel"/>
     <w:tmpl w:val="FE4C3348"/>
@@ -1945,7 +5346,7 @@
       </w:rPr>
     </w:lvl>
   </w:abstractNum>
-  <w:abstractNum w:abstractNumId="9" w15:restartNumberingAfterBreak="0">
+  <w:abstractNum w:abstractNumId="11" w15:restartNumberingAfterBreak="0">
     <w:nsid w:val="1C911B61"/>
     <w:multiLevelType w:val="multilevel"/>
     <w:tmpl w:val="1EE6CC02"/>
@@ -2094,7 +5495,7 @@
       </w:rPr>
     </w:lvl>
   </w:abstractNum>
-  <w:abstractNum w:abstractNumId="10" w15:restartNumberingAfterBreak="0">
+  <w:abstractNum w:abstractNumId="12" w15:restartNumberingAfterBreak="0">
     <w:nsid w:val="1D2A7B1F"/>
     <w:multiLevelType w:val="multilevel"/>
     <w:tmpl w:val="314A4782"/>
@@ -2243,7 +5644,7 @@
       </w:rPr>
     </w:lvl>
   </w:abstractNum>
-  <w:abstractNum w:abstractNumId="11" w15:restartNumberingAfterBreak="0">
+  <w:abstractNum w:abstractNumId="13" w15:restartNumberingAfterBreak="0">
     <w:nsid w:val="1FF64871"/>
     <w:multiLevelType w:val="multilevel"/>
     <w:tmpl w:val="AE8231F6"/>
@@ -2392,7 +5793,7 @@
       </w:rPr>
     </w:lvl>
   </w:abstractNum>
-  <w:abstractNum w:abstractNumId="12" w15:restartNumberingAfterBreak="0">
+  <w:abstractNum w:abstractNumId="14" w15:restartNumberingAfterBreak="0">
     <w:nsid w:val="21E16E41"/>
     <w:multiLevelType w:val="multilevel"/>
     <w:tmpl w:val="265876AA"/>
@@ -2541,7 +5942,7 @@
       </w:rPr>
     </w:lvl>
   </w:abstractNum>
-  <w:abstractNum w:abstractNumId="13" w15:restartNumberingAfterBreak="0">
+  <w:abstractNum w:abstractNumId="15" w15:restartNumberingAfterBreak="0">
     <w:nsid w:val="22B071FA"/>
     <w:multiLevelType w:val="multilevel"/>
     <w:tmpl w:val="A29E38CE"/>
@@ -2690,7 +6091,7 @@
       </w:rPr>
     </w:lvl>
   </w:abstractNum>
-  <w:abstractNum w:abstractNumId="14" w15:restartNumberingAfterBreak="0">
+  <w:abstractNum w:abstractNumId="16" w15:restartNumberingAfterBreak="0">
     <w:nsid w:val="2494797D"/>
     <w:multiLevelType w:val="multilevel"/>
     <w:tmpl w:val="F6665C74"/>
@@ -2803,7 +6204,156 @@
       </w:pPr>
     </w:lvl>
   </w:abstractNum>
-  <w:abstractNum w:abstractNumId="15" w15:restartNumberingAfterBreak="0">
+  <w:abstractNum w:abstractNumId="17" w15:restartNumberingAfterBreak="0">
+    <w:nsid w:val="24DC5042"/>
+    <w:multiLevelType w:val="multilevel"/>
+    <w:tmpl w:val="7AE6413A"/>
+    <w:lvl w:ilvl="0">
+      <w:start w:val="1"/>
+      <w:numFmt w:val="bullet"/>
+      <w:lvlText w:val=""/>
+      <w:lvlJc w:val="left"/>
+      <w:pPr>
+        <w:tabs>
+          <w:tab w:val="num" w:pos="720"/>
+        </w:tabs>
+        <w:ind w:left="720" w:hanging="360"/>
+      </w:pPr>
+      <w:rPr>
+        <w:rFonts w:ascii="Symbol" w:hAnsi="Symbol" w:hint="default"/>
+        <w:sz w:val="20"/>
+      </w:rPr>
+    </w:lvl>
+    <w:lvl w:ilvl="1" w:tentative="1">
+      <w:start w:val="1"/>
+      <w:numFmt w:val="bullet"/>
+      <w:lvlText w:val="o"/>
+      <w:lvlJc w:val="left"/>
+      <w:pPr>
+        <w:tabs>
+          <w:tab w:val="num" w:pos="1440"/>
+        </w:tabs>
+        <w:ind w:left="1440" w:hanging="360"/>
+      </w:pPr>
+      <w:rPr>
+        <w:rFonts w:ascii="Courier New" w:hAnsi="Courier New" w:hint="default"/>
+        <w:sz w:val="20"/>
+      </w:rPr>
+    </w:lvl>
+    <w:lvl w:ilvl="2" w:tentative="1">
+      <w:start w:val="1"/>
+      <w:numFmt w:val="bullet"/>
+      <w:lvlText w:val=""/>
+      <w:lvlJc w:val="left"/>
+      <w:pPr>
+        <w:tabs>
+          <w:tab w:val="num" w:pos="2160"/>
+        </w:tabs>
+        <w:ind w:left="2160" w:hanging="360"/>
+      </w:pPr>
+      <w:rPr>
+        <w:rFonts w:ascii="Wingdings" w:hAnsi="Wingdings" w:hint="default"/>
+        <w:sz w:val="20"/>
+      </w:rPr>
+    </w:lvl>
+    <w:lvl w:ilvl="3" w:tentative="1">
+      <w:start w:val="1"/>
+      <w:numFmt w:val="bullet"/>
+      <w:lvlText w:val=""/>
+      <w:lvlJc w:val="left"/>
+      <w:pPr>
+        <w:tabs>
+          <w:tab w:val="num" w:pos="2880"/>
+        </w:tabs>
+        <w:ind w:left="2880" w:hanging="360"/>
+      </w:pPr>
+      <w:rPr>
+        <w:rFonts w:ascii="Wingdings" w:hAnsi="Wingdings" w:hint="default"/>
+        <w:sz w:val="20"/>
+      </w:rPr>
+    </w:lvl>
+    <w:lvl w:ilvl="4" w:tentative="1">
+      <w:start w:val="1"/>
+      <w:numFmt w:val="bullet"/>
+      <w:lvlText w:val=""/>
+      <w:lvlJc w:val="left"/>
+      <w:pPr>
+        <w:tabs>
+          <w:tab w:val="num" w:pos="3600"/>
+        </w:tabs>
+        <w:ind w:left="3600" w:hanging="360"/>
+      </w:pPr>
+      <w:rPr>
+        <w:rFonts w:ascii="Wingdings" w:hAnsi="Wingdings" w:hint="default"/>
+        <w:sz w:val="20"/>
+      </w:rPr>
+    </w:lvl>
+    <w:lvl w:ilvl="5" w:tentative="1">
+      <w:start w:val="1"/>
+      <w:numFmt w:val="bullet"/>
+      <w:lvlText w:val=""/>
+      <w:lvlJc w:val="left"/>
+      <w:pPr>
+        <w:tabs>
+          <w:tab w:val="num" w:pos="4320"/>
+        </w:tabs>
+        <w:ind w:left="4320" w:hanging="360"/>
+      </w:pPr>
+      <w:rPr>
+        <w:rFonts w:ascii="Wingdings" w:hAnsi="Wingdings" w:hint="default"/>
+        <w:sz w:val="20"/>
+      </w:rPr>
+    </w:lvl>
+    <w:lvl w:ilvl="6" w:tentative="1">
+      <w:start w:val="1"/>
+      <w:numFmt w:val="bullet"/>
+      <w:lvlText w:val=""/>
+      <w:lvlJc w:val="left"/>
+      <w:pPr>
+        <w:tabs>
+          <w:tab w:val="num" w:pos="5040"/>
+        </w:tabs>
+        <w:ind w:left="5040" w:hanging="360"/>
+      </w:pPr>
+      <w:rPr>
+        <w:rFonts w:ascii="Wingdings" w:hAnsi="Wingdings" w:hint="default"/>
+        <w:sz w:val="20"/>
+      </w:rPr>
+    </w:lvl>
+    <w:lvl w:ilvl="7" w:tentative="1">
+      <w:start w:val="1"/>
+      <w:numFmt w:val="bullet"/>
+      <w:lvlText w:val=""/>
+      <w:lvlJc w:val="left"/>
+      <w:pPr>
+        <w:tabs>
+          <w:tab w:val="num" w:pos="5760"/>
+        </w:tabs>
+        <w:ind w:left="5760" w:hanging="360"/>
+      </w:pPr>
+      <w:rPr>
+        <w:rFonts w:ascii="Wingdings" w:hAnsi="Wingdings" w:hint="default"/>
+        <w:sz w:val="20"/>
+      </w:rPr>
+    </w:lvl>
+    <w:lvl w:ilvl="8" w:tentative="1">
+      <w:start w:val="1"/>
+      <w:numFmt w:val="bullet"/>
+      <w:lvlText w:val=""/>
+      <w:lvlJc w:val="left"/>
+      <w:pPr>
+        <w:tabs>
+          <w:tab w:val="num" w:pos="6480"/>
+        </w:tabs>
+        <w:ind w:left="6480" w:hanging="360"/>
+      </w:pPr>
+      <w:rPr>
+        <w:rFonts w:ascii="Wingdings" w:hAnsi="Wingdings" w:hint="default"/>
+        <w:sz w:val="20"/>
+      </w:rPr>
+    </w:lvl>
+  </w:abstractNum>
+  <w:abstractNum w:abstractNumId="18" w15:restartNumberingAfterBreak="0">
     <w:nsid w:val="2B604965"/>
     <w:multiLevelType w:val="multilevel"/>
     <w:tmpl w:val="DA988CB8"/>
@@ -2952,7 +6502,7 @@
       </w:rPr>
     </w:lvl>
   </w:abstractNum>
-  <w:abstractNum w:abstractNumId="16" w15:restartNumberingAfterBreak="0">
+  <w:abstractNum w:abstractNumId="19" w15:restartNumberingAfterBreak="0">
     <w:nsid w:val="2E146437"/>
     <w:multiLevelType w:val="multilevel"/>
     <w:tmpl w:val="A6BCF6D0"/>
@@ -3069,7 +6619,7 @@
       </w:pPr>
     </w:lvl>
   </w:abstractNum>
-  <w:abstractNum w:abstractNumId="17" w15:restartNumberingAfterBreak="0">
+  <w:abstractNum w:abstractNumId="20" w15:restartNumberingAfterBreak="0">
     <w:nsid w:val="31664667"/>
     <w:multiLevelType w:val="multilevel"/>
     <w:tmpl w:val="1B3C18C0"/>
@@ -3218,7 +6768,7 @@
       </w:rPr>
     </w:lvl>
   </w:abstractNum>
-  <w:abstractNum w:abstractNumId="18" w15:restartNumberingAfterBreak="0">
+  <w:abstractNum w:abstractNumId="21" w15:restartNumberingAfterBreak="0">
     <w:nsid w:val="318213DA"/>
     <w:multiLevelType w:val="multilevel"/>
     <w:tmpl w:val="AD227DE8"/>
@@ -3331,7 +6881,7 @@
       </w:pPr>
     </w:lvl>
   </w:abstractNum>
-  <w:abstractNum w:abstractNumId="19" w15:restartNumberingAfterBreak="0">
+  <w:abstractNum w:abstractNumId="22" w15:restartNumberingAfterBreak="0">
     <w:nsid w:val="36A63732"/>
     <w:multiLevelType w:val="multilevel"/>
     <w:tmpl w:val="85687492"/>
@@ -3444,7 +6994,7 @@
       </w:pPr>
     </w:lvl>
   </w:abstractNum>
-  <w:abstractNum w:abstractNumId="20" w15:restartNumberingAfterBreak="0">
+  <w:abstractNum w:abstractNumId="23" w15:restartNumberingAfterBreak="0">
     <w:nsid w:val="37E93176"/>
     <w:multiLevelType w:val="multilevel"/>
     <w:tmpl w:val="63AE7FAE"/>
@@ -3557,7 +7107,7 @@
       </w:pPr>
     </w:lvl>
   </w:abstractNum>
-  <w:abstractNum w:abstractNumId="21" w15:restartNumberingAfterBreak="0">
+  <w:abstractNum w:abstractNumId="24" w15:restartNumberingAfterBreak="0">
     <w:nsid w:val="3DB74BF5"/>
     <w:multiLevelType w:val="multilevel"/>
     <w:tmpl w:val="91B433E6"/>
@@ -3706,7 +7256,7 @@
       </w:rPr>
     </w:lvl>
   </w:abstractNum>
-  <w:abstractNum w:abstractNumId="22" w15:restartNumberingAfterBreak="0">
+  <w:abstractNum w:abstractNumId="25" w15:restartNumberingAfterBreak="0">
     <w:nsid w:val="3DEC3D11"/>
     <w:multiLevelType w:val="multilevel"/>
     <w:tmpl w:val="0206E4FA"/>
@@ -3855,7 +7405,7 @@
       </w:rPr>
     </w:lvl>
   </w:abstractNum>
-  <w:abstractNum w:abstractNumId="23" w15:restartNumberingAfterBreak="0">
+  <w:abstractNum w:abstractNumId="26" w15:restartNumberingAfterBreak="0">
     <w:nsid w:val="40496D56"/>
     <w:multiLevelType w:val="multilevel"/>
     <w:tmpl w:val="B3B6BBF4"/>
@@ -3968,7 +7518,7 @@
       </w:pPr>
     </w:lvl>
   </w:abstractNum>
-  <w:abstractNum w:abstractNumId="24" w15:restartNumberingAfterBreak="0">
+  <w:abstractNum w:abstractNumId="27" w15:restartNumberingAfterBreak="0">
     <w:nsid w:val="469B7B03"/>
     <w:multiLevelType w:val="multilevel"/>
     <w:tmpl w:val="FC1A3C28"/>
@@ -4117,7 +7667,7 @@
       </w:rPr>
     </w:lvl>
   </w:abstractNum>
-  <w:abstractNum w:abstractNumId="25" w15:restartNumberingAfterBreak="0">
+  <w:abstractNum w:abstractNumId="28" w15:restartNumberingAfterBreak="0">
     <w:nsid w:val="496D3089"/>
     <w:multiLevelType w:val="multilevel"/>
     <w:tmpl w:val="4E5C8AA4"/>
@@ -4230,7 +7780,7 @@
       </w:pPr>
     </w:lvl>
   </w:abstractNum>
-  <w:abstractNum w:abstractNumId="26" w15:restartNumberingAfterBreak="0">
+  <w:abstractNum w:abstractNumId="29" w15:restartNumberingAfterBreak="0">
     <w:nsid w:val="4A6D7A21"/>
     <w:multiLevelType w:val="multilevel"/>
     <w:tmpl w:val="32EAB24E"/>
@@ -4379,7 +7929,156 @@
       </w:rPr>
     </w:lvl>
   </w:abstractNum>
-  <w:abstractNum w:abstractNumId="27" w15:restartNumberingAfterBreak="0">
+  <w:abstractNum w:abstractNumId="30" w15:restartNumberingAfterBreak="0">
+    <w:nsid w:val="4D434519"/>
+    <w:multiLevelType w:val="multilevel"/>
+    <w:tmpl w:val="30FC8AFA"/>
+    <w:lvl w:ilvl="0">
+      <w:start w:val="1"/>
+      <w:numFmt w:val="bullet"/>
+      <w:lvlText w:val=""/>
+      <w:lvlJc w:val="left"/>
+      <w:pPr>
+        <w:tabs>
+          <w:tab w:val="num" w:pos="720"/>
+        </w:tabs>
+        <w:ind w:left="720" w:hanging="360"/>
+      </w:pPr>
+      <w:rPr>
+        <w:rFonts w:ascii="Symbol" w:hAnsi="Symbol" w:hint="default"/>
+        <w:sz w:val="20"/>
+      </w:rPr>
+    </w:lvl>
+    <w:lvl w:ilvl="1" w:tentative="1">
+      <w:start w:val="1"/>
+      <w:numFmt w:val="bullet"/>
+      <w:lvlText w:val="o"/>
+      <w:lvlJc w:val="left"/>
+      <w:pPr>
+        <w:tabs>
+          <w:tab w:val="num" w:pos="1440"/>
+        </w:tabs>
+        <w:ind w:left="1440" w:hanging="360"/>
+      </w:pPr>
+      <w:rPr>
+        <w:rFonts w:ascii="Courier New" w:hAnsi="Courier New" w:hint="default"/>
+        <w:sz w:val="20"/>
+      </w:rPr>
+    </w:lvl>
+    <w:lvl w:ilvl="2" w:tentative="1">
+      <w:start w:val="1"/>
+      <w:numFmt w:val="bullet"/>
+      <w:lvlText w:val=""/>
+      <w:lvlJc w:val="left"/>
+      <w:pPr>
+        <w:tabs>
+          <w:tab w:val="num" w:pos="2160"/>
+        </w:tabs>
+        <w:ind w:left="2160" w:hanging="360"/>
+      </w:pPr>
+      <w:rPr>
+        <w:rFonts w:ascii="Wingdings" w:hAnsi="Wingdings" w:hint="default"/>
+        <w:sz w:val="20"/>
+      </w:rPr>
+    </w:lvl>
+    <w:lvl w:ilvl="3" w:tentative="1">
+      <w:start w:val="1"/>
+      <w:numFmt w:val="bullet"/>
+      <w:lvlText w:val=""/>
+      <w:lvlJc w:val="left"/>
+      <w:pPr>
+        <w:tabs>
+          <w:tab w:val="num" w:pos="2880"/>
+        </w:tabs>
+        <w:ind w:left="2880" w:hanging="360"/>
+      </w:pPr>
+      <w:rPr>
+        <w:rFonts w:ascii="Wingdings" w:hAnsi="Wingdings" w:hint="default"/>
+        <w:sz w:val="20"/>
+      </w:rPr>
+    </w:lvl>
+    <w:lvl w:ilvl="4" w:tentative="1">
+      <w:start w:val="1"/>
+      <w:numFmt w:val="bullet"/>
+      <w:lvlText w:val=""/>
+      <w:lvlJc w:val="left"/>
+      <w:pPr>
+        <w:tabs>
+          <w:tab w:val="num" w:pos="3600"/>
+        </w:tabs>
+        <w:ind w:left="3600" w:hanging="360"/>
+      </w:pPr>
+      <w:rPr>
+        <w:rFonts w:ascii="Wingdings" w:hAnsi="Wingdings" w:hint="default"/>
+        <w:sz w:val="20"/>
+      </w:rPr>
+    </w:lvl>
+    <w:lvl w:ilvl="5" w:tentative="1">
+      <w:start w:val="1"/>
+      <w:numFmt w:val="bullet"/>
+      <w:lvlText w:val=""/>
+      <w:lvlJc w:val="left"/>
+      <w:pPr>
+        <w:tabs>
+          <w:tab w:val="num" w:pos="4320"/>
+        </w:tabs>
+        <w:ind w:left="4320" w:hanging="360"/>
+      </w:pPr>
+      <w:rPr>
+        <w:rFonts w:ascii="Wingdings" w:hAnsi="Wingdings" w:hint="default"/>
+        <w:sz w:val="20"/>
+      </w:rPr>
+    </w:lvl>
+    <w:lvl w:ilvl="6" w:tentative="1">
+      <w:start w:val="1"/>
+      <w:numFmt w:val="bullet"/>
+      <w:lvlText w:val=""/>
+      <w:lvlJc w:val="left"/>
+      <w:pPr>
+        <w:tabs>
+          <w:tab w:val="num" w:pos="5040"/>
+        </w:tabs>
+        <w:ind w:left="5040" w:hanging="360"/>
+      </w:pPr>
+      <w:rPr>
+        <w:rFonts w:ascii="Wingdings" w:hAnsi="Wingdings" w:hint="default"/>
+        <w:sz w:val="20"/>
+      </w:rPr>
+    </w:lvl>
+    <w:lvl w:ilvl="7" w:tentative="1">
+      <w:start w:val="1"/>
+      <w:numFmt w:val="bullet"/>
+      <w:lvlText w:val=""/>
+      <w:lvlJc w:val="left"/>
+      <w:pPr>
+        <w:tabs>
+          <w:tab w:val="num" w:pos="5760"/>
+        </w:tabs>
+        <w:ind w:left="5760" w:hanging="360"/>
+      </w:pPr>
+      <w:rPr>
+        <w:rFonts w:ascii="Wingdings" w:hAnsi="Wingdings" w:hint="default"/>
+        <w:sz w:val="20"/>
+      </w:rPr>
+    </w:lvl>
+    <w:lvl w:ilvl="8" w:tentative="1">
+      <w:start w:val="1"/>
+      <w:numFmt w:val="bullet"/>
+      <w:lvlText w:val=""/>
+      <w:lvlJc w:val="left"/>
+      <w:pPr>
+        <w:tabs>
+          <w:tab w:val="num" w:pos="6480"/>
+        </w:tabs>
+        <w:ind w:left="6480" w:hanging="360"/>
+      </w:pPr>
+      <w:rPr>
+        <w:rFonts w:ascii="Wingdings" w:hAnsi="Wingdings" w:hint="default"/>
+        <w:sz w:val="20"/>
+      </w:rPr>
+    </w:lvl>
+  </w:abstractNum>
+  <w:abstractNum w:abstractNumId="31" w15:restartNumberingAfterBreak="0">
     <w:nsid w:val="577D300C"/>
     <w:multiLevelType w:val="multilevel"/>
     <w:tmpl w:val="FA541C9A"/>
@@ -4492,7 +8191,156 @@
       </w:pPr>
     </w:lvl>
   </w:abstractNum>
-  <w:abstractNum w:abstractNumId="28" w15:restartNumberingAfterBreak="0">
+  <w:abstractNum w:abstractNumId="32" w15:restartNumberingAfterBreak="0">
+    <w:nsid w:val="679E6E1F"/>
+    <w:multiLevelType w:val="multilevel"/>
+    <w:tmpl w:val="B0322252"/>
+    <w:lvl w:ilvl="0">
+      <w:start w:val="1"/>
+      <w:numFmt w:val="bullet"/>
+      <w:lvlText w:val=""/>
+      <w:lvlJc w:val="left"/>
+      <w:pPr>
+        <w:tabs>
+          <w:tab w:val="num" w:pos="720"/>
+        </w:tabs>
+        <w:ind w:left="720" w:hanging="360"/>
+      </w:pPr>
+      <w:rPr>
+        <w:rFonts w:ascii="Symbol" w:hAnsi="Symbol" w:hint="default"/>
+        <w:sz w:val="20"/>
+      </w:rPr>
+    </w:lvl>
+    <w:lvl w:ilvl="1" w:tentative="1">
+      <w:start w:val="1"/>
+      <w:numFmt w:val="bullet"/>
+      <w:lvlText w:val="o"/>
+      <w:lvlJc w:val="left"/>
+      <w:pPr>
+        <w:tabs>
+          <w:tab w:val="num" w:pos="1440"/>
+        </w:tabs>
+        <w:ind w:left="1440" w:hanging="360"/>
+      </w:pPr>
+      <w:rPr>
+        <w:rFonts w:ascii="Courier New" w:hAnsi="Courier New" w:hint="default"/>
+        <w:sz w:val="20"/>
+      </w:rPr>
+    </w:lvl>
+    <w:lvl w:ilvl="2" w:tentative="1">
+      <w:start w:val="1"/>
+      <w:numFmt w:val="bullet"/>
+      <w:lvlText w:val=""/>
+      <w:lvlJc w:val="left"/>
+      <w:pPr>
+        <w:tabs>
+          <w:tab w:val="num" w:pos="2160"/>
+        </w:tabs>
+        <w:ind w:left="2160" w:hanging="360"/>
+      </w:pPr>
+      <w:rPr>
+        <w:rFonts w:ascii="Wingdings" w:hAnsi="Wingdings" w:hint="default"/>
+        <w:sz w:val="20"/>
+      </w:rPr>
+    </w:lvl>
+    <w:lvl w:ilvl="3" w:tentative="1">
+      <w:start w:val="1"/>
+      <w:numFmt w:val="bullet"/>
+      <w:lvlText w:val=""/>
+      <w:lvlJc w:val="left"/>
+      <w:pPr>
+        <w:tabs>
+          <w:tab w:val="num" w:pos="2880"/>
+        </w:tabs>
+        <w:ind w:left="2880" w:hanging="360"/>
+      </w:pPr>
+      <w:rPr>
+        <w:rFonts w:ascii="Wingdings" w:hAnsi="Wingdings" w:hint="default"/>
+        <w:sz w:val="20"/>
+      </w:rPr>
+    </w:lvl>
+    <w:lvl w:ilvl="4" w:tentative="1">
+      <w:start w:val="1"/>
+      <w:numFmt w:val="bullet"/>
+      <w:lvlText w:val=""/>
+      <w:lvlJc w:val="left"/>
+      <w:pPr>
+        <w:tabs>
+          <w:tab w:val="num" w:pos="3600"/>
+        </w:tabs>
+        <w:ind w:left="3600" w:hanging="360"/>
+      </w:pPr>
+      <w:rPr>
+        <w:rFonts w:ascii="Wingdings" w:hAnsi="Wingdings" w:hint="default"/>
+        <w:sz w:val="20"/>
+      </w:rPr>
+    </w:lvl>
+    <w:lvl w:ilvl="5" w:tentative="1">
+      <w:start w:val="1"/>
+      <w:numFmt w:val="bullet"/>
+      <w:lvlText w:val=""/>
+      <w:lvlJc w:val="left"/>
+      <w:pPr>
+        <w:tabs>
+          <w:tab w:val="num" w:pos="4320"/>
+        </w:tabs>
+        <w:ind w:left="4320" w:hanging="360"/>
+      </w:pPr>
+      <w:rPr>
+        <w:rFonts w:ascii="Wingdings" w:hAnsi="Wingdings" w:hint="default"/>
+        <w:sz w:val="20"/>
+      </w:rPr>
+    </w:lvl>
+    <w:lvl w:ilvl="6" w:tentative="1">
+      <w:start w:val="1"/>
+      <w:numFmt w:val="bullet"/>
+      <w:lvlText w:val=""/>
+      <w:lvlJc w:val="left"/>
+      <w:pPr>
+        <w:tabs>
+          <w:tab w:val="num" w:pos="5040"/>
+        </w:tabs>
+        <w:ind w:left="5040" w:hanging="360"/>
+      </w:pPr>
+      <w:rPr>
+        <w:rFonts w:ascii="Wingdings" w:hAnsi="Wingdings" w:hint="default"/>
+        <w:sz w:val="20"/>
+      </w:rPr>
+    </w:lvl>
+    <w:lvl w:ilvl="7" w:tentative="1">
+      <w:start w:val="1"/>
+      <w:numFmt w:val="bullet"/>
+      <w:lvlText w:val=""/>
+      <w:lvlJc w:val="left"/>
+      <w:pPr>
+        <w:tabs>
+          <w:tab w:val="num" w:pos="5760"/>
+        </w:tabs>
+        <w:ind w:left="5760" w:hanging="360"/>
+      </w:pPr>
+      <w:rPr>
+        <w:rFonts w:ascii="Wingdings" w:hAnsi="Wingdings" w:hint="default"/>
+        <w:sz w:val="20"/>
+      </w:rPr>
+    </w:lvl>
+    <w:lvl w:ilvl="8" w:tentative="1">
+      <w:start w:val="1"/>
+      <w:numFmt w:val="bullet"/>
+      <w:lvlText w:val=""/>
+      <w:lvlJc w:val="left"/>
+      <w:pPr>
+        <w:tabs>
+          <w:tab w:val="num" w:pos="6480"/>
+        </w:tabs>
+        <w:ind w:left="6480" w:hanging="360"/>
+      </w:pPr>
+      <w:rPr>
+        <w:rFonts w:ascii="Wingdings" w:hAnsi="Wingdings" w:hint="default"/>
+        <w:sz w:val="20"/>
+      </w:rPr>
+    </w:lvl>
+  </w:abstractNum>
+  <w:abstractNum w:abstractNumId="33" w15:restartNumberingAfterBreak="0">
     <w:nsid w:val="6F2643F7"/>
     <w:multiLevelType w:val="multilevel"/>
     <w:tmpl w:val="439283D2"/>
@@ -4609,7 +8457,7 @@
       </w:pPr>
     </w:lvl>
   </w:abstractNum>
-  <w:abstractNum w:abstractNumId="29" w15:restartNumberingAfterBreak="0">
+  <w:abstractNum w:abstractNumId="34" w15:restartNumberingAfterBreak="0">
     <w:nsid w:val="749A7A72"/>
     <w:multiLevelType w:val="multilevel"/>
     <w:tmpl w:val="7FAA34B4"/>
@@ -4758,7 +8606,7 @@
       </w:rPr>
     </w:lvl>
   </w:abstractNum>
-  <w:abstractNum w:abstractNumId="30" w15:restartNumberingAfterBreak="0">
+  <w:abstractNum w:abstractNumId="35" w15:restartNumberingAfterBreak="0">
     <w:nsid w:val="75A46916"/>
     <w:multiLevelType w:val="multilevel"/>
     <w:tmpl w:val="7BBECDD4"/>
@@ -4907,7 +8755,7 @@
       </w:rPr>
     </w:lvl>
   </w:abstractNum>
-  <w:abstractNum w:abstractNumId="31" w15:restartNumberingAfterBreak="0">
+  <w:abstractNum w:abstractNumId="36" w15:restartNumberingAfterBreak="0">
     <w:nsid w:val="79D25161"/>
     <w:multiLevelType w:val="multilevel"/>
     <w:tmpl w:val="987A1094"/>
@@ -5056,101 +8904,268 @@
       </w:rPr>
     </w:lvl>
   </w:abstractNum>
+  <w:abstractNum w:abstractNumId="37" w15:restartNumberingAfterBreak="0">
+    <w:nsid w:val="7A4A3F27"/>
+    <w:multiLevelType w:val="multilevel"/>
+    <w:tmpl w:val="148ED940"/>
+    <w:lvl w:ilvl="0">
+      <w:start w:val="1"/>
+      <w:numFmt w:val="bullet"/>
+      <w:lvlText w:val=""/>
+      <w:lvlJc w:val="left"/>
+      <w:pPr>
+        <w:tabs>
+          <w:tab w:val="num" w:pos="720"/>
+        </w:tabs>
+        <w:ind w:left="720" w:hanging="360"/>
+      </w:pPr>
+      <w:rPr>
+        <w:rFonts w:ascii="Symbol" w:hAnsi="Symbol" w:hint="default"/>
+        <w:sz w:val="20"/>
+      </w:rPr>
+    </w:lvl>
+    <w:lvl w:ilvl="1" w:tentative="1">
+      <w:start w:val="1"/>
+      <w:numFmt w:val="bullet"/>
+      <w:lvlText w:val="o"/>
+      <w:lvlJc w:val="left"/>
+      <w:pPr>
+        <w:tabs>
+          <w:tab w:val="num" w:pos="1440"/>
+        </w:tabs>
+        <w:ind w:left="1440" w:hanging="360"/>
+      </w:pPr>
+      <w:rPr>
+        <w:rFonts w:ascii="Courier New" w:hAnsi="Courier New" w:hint="default"/>
+        <w:sz w:val="20"/>
+      </w:rPr>
+    </w:lvl>
+    <w:lvl w:ilvl="2" w:tentative="1">
+      <w:start w:val="1"/>
+      <w:numFmt w:val="bullet"/>
+      <w:lvlText w:val=""/>
+      <w:lvlJc w:val="left"/>
+      <w:pPr>
+        <w:tabs>
+          <w:tab w:val="num" w:pos="2160"/>
+        </w:tabs>
+        <w:ind w:left="2160" w:hanging="360"/>
+      </w:pPr>
+      <w:rPr>
+        <w:rFonts w:ascii="Wingdings" w:hAnsi="Wingdings" w:hint="default"/>
+        <w:sz w:val="20"/>
+      </w:rPr>
+    </w:lvl>
+    <w:lvl w:ilvl="3" w:tentative="1">
+      <w:start w:val="1"/>
+      <w:numFmt w:val="bullet"/>
+      <w:lvlText w:val=""/>
+      <w:lvlJc w:val="left"/>
+      <w:pPr>
+        <w:tabs>
+          <w:tab w:val="num" w:pos="2880"/>
+        </w:tabs>
+        <w:ind w:left="2880" w:hanging="360"/>
+      </w:pPr>
+      <w:rPr>
+        <w:rFonts w:ascii="Wingdings" w:hAnsi="Wingdings" w:hint="default"/>
+        <w:sz w:val="20"/>
+      </w:rPr>
+    </w:lvl>
+    <w:lvl w:ilvl="4" w:tentative="1">
+      <w:start w:val="1"/>
+      <w:numFmt w:val="bullet"/>
+      <w:lvlText w:val=""/>
+      <w:lvlJc w:val="left"/>
+      <w:pPr>
+        <w:tabs>
+          <w:tab w:val="num" w:pos="3600"/>
+        </w:tabs>
+        <w:ind w:left="3600" w:hanging="360"/>
+      </w:pPr>
+      <w:rPr>
+        <w:rFonts w:ascii="Wingdings" w:hAnsi="Wingdings" w:hint="default"/>
+        <w:sz w:val="20"/>
+      </w:rPr>
+    </w:lvl>
+    <w:lvl w:ilvl="5" w:tentative="1">
+      <w:start w:val="1"/>
+      <w:numFmt w:val="bullet"/>
+      <w:lvlText w:val=""/>
+      <w:lvlJc w:val="left"/>
+      <w:pPr>
+        <w:tabs>
+          <w:tab w:val="num" w:pos="4320"/>
+        </w:tabs>
+        <w:ind w:left="4320" w:hanging="360"/>
+      </w:pPr>
+      <w:rPr>
+        <w:rFonts w:ascii="Wingdings" w:hAnsi="Wingdings" w:hint="default"/>
+        <w:sz w:val="20"/>
+      </w:rPr>
+    </w:lvl>
+    <w:lvl w:ilvl="6" w:tentative="1">
+      <w:start w:val="1"/>
+      <w:numFmt w:val="bullet"/>
+      <w:lvlText w:val=""/>
+      <w:lvlJc w:val="left"/>
+      <w:pPr>
+        <w:tabs>
+          <w:tab w:val="num" w:pos="5040"/>
+        </w:tabs>
+        <w:ind w:left="5040" w:hanging="360"/>
+      </w:pPr>
+      <w:rPr>
+        <w:rFonts w:ascii="Wingdings" w:hAnsi="Wingdings" w:hint="default"/>
+        <w:sz w:val="20"/>
+      </w:rPr>
+    </w:lvl>
+    <w:lvl w:ilvl="7" w:tentative="1">
+      <w:start w:val="1"/>
+      <w:numFmt w:val="bullet"/>
+      <w:lvlText w:val=""/>
+      <w:lvlJc w:val="left"/>
+      <w:pPr>
+        <w:tabs>
+          <w:tab w:val="num" w:pos="5760"/>
+        </w:tabs>
+        <w:ind w:left="5760" w:hanging="360"/>
+      </w:pPr>
+      <w:rPr>
+        <w:rFonts w:ascii="Wingdings" w:hAnsi="Wingdings" w:hint="default"/>
+        <w:sz w:val="20"/>
+      </w:rPr>
+    </w:lvl>
+    <w:lvl w:ilvl="8" w:tentative="1">
+      <w:start w:val="1"/>
+      <w:numFmt w:val="bullet"/>
+      <w:lvlText w:val=""/>
+      <w:lvlJc w:val="left"/>
+      <w:pPr>
+        <w:tabs>
+          <w:tab w:val="num" w:pos="6480"/>
+        </w:tabs>
+        <w:ind w:left="6480" w:hanging="360"/>
+      </w:pPr>
+      <w:rPr>
+        <w:rFonts w:ascii="Wingdings" w:hAnsi="Wingdings" w:hint="default"/>
+        <w:sz w:val="20"/>
+      </w:rPr>
+    </w:lvl>
+  </w:abstractNum>
   <w:num w:numId="1" w16cid:durableId="62223975">
-    <w:abstractNumId w:val="4"/>
+    <w:abstractNumId w:val="6"/>
   </w:num>
   <w:num w:numId="2" w16cid:durableId="2129004">
-    <w:abstractNumId w:val="9"/>
+    <w:abstractNumId w:val="11"/>
   </w:num>
   <w:num w:numId="3" w16cid:durableId="1498109011">
-    <w:abstractNumId w:val="10"/>
+    <w:abstractNumId w:val="12"/>
   </w:num>
   <w:num w:numId="4" w16cid:durableId="347145358">
-    <w:abstractNumId w:val="24"/>
+    <w:abstractNumId w:val="27"/>
   </w:num>
   <w:num w:numId="5" w16cid:durableId="814377100">
-    <w:abstractNumId w:val="31"/>
+    <w:abstractNumId w:val="36"/>
   </w:num>
   <w:num w:numId="6" w16cid:durableId="104930389">
     <w:abstractNumId w:val="0"/>
   </w:num>
   <w:num w:numId="7" w16cid:durableId="1903787119">
-    <w:abstractNumId w:val="12"/>
+    <w:abstractNumId w:val="14"/>
   </w:num>
   <w:num w:numId="8" w16cid:durableId="1973902652">
-    <w:abstractNumId w:val="30"/>
+    <w:abstractNumId w:val="35"/>
   </w:num>
   <w:num w:numId="9" w16cid:durableId="1130168762">
-    <w:abstractNumId w:val="3"/>
+    <w:abstractNumId w:val="5"/>
   </w:num>
   <w:num w:numId="10" w16cid:durableId="454638682">
-    <w:abstractNumId w:val="11"/>
+    <w:abstractNumId w:val="13"/>
   </w:num>
   <w:num w:numId="11" w16cid:durableId="467016463">
-    <w:abstractNumId w:val="6"/>
+    <w:abstractNumId w:val="8"/>
   </w:num>
   <w:num w:numId="12" w16cid:durableId="1862742443">
-    <w:abstractNumId w:val="26"/>
+    <w:abstractNumId w:val="29"/>
   </w:num>
   <w:num w:numId="13" w16cid:durableId="1399592333">
     <w:abstractNumId w:val="2"/>
   </w:num>
   <w:num w:numId="14" w16cid:durableId="1704011745">
-    <w:abstractNumId w:val="8"/>
+    <w:abstractNumId w:val="10"/>
   </w:num>
   <w:num w:numId="15" w16cid:durableId="662665892">
-    <w:abstractNumId w:val="29"/>
+    <w:abstractNumId w:val="34"/>
   </w:num>
   <w:num w:numId="16" w16cid:durableId="133110450">
-    <w:abstractNumId w:val="15"/>
+    <w:abstractNumId w:val="18"/>
   </w:num>
   <w:num w:numId="17" w16cid:durableId="1983927205">
-    <w:abstractNumId w:val="5"/>
+    <w:abstractNumId w:val="7"/>
   </w:num>
   <w:num w:numId="18" w16cid:durableId="2124885693">
-    <w:abstractNumId w:val="17"/>
+    <w:abstractNumId w:val="20"/>
   </w:num>
   <w:num w:numId="19" w16cid:durableId="943345154">
-    <w:abstractNumId w:val="19"/>
+    <w:abstractNumId w:val="22"/>
   </w:num>
   <w:num w:numId="20" w16cid:durableId="1695690986">
-    <w:abstractNumId w:val="18"/>
+    <w:abstractNumId w:val="21"/>
   </w:num>
   <w:num w:numId="21" w16cid:durableId="2096122651">
-    <w:abstractNumId w:val="22"/>
+    <w:abstractNumId w:val="25"/>
   </w:num>
   <w:num w:numId="22" w16cid:durableId="612441231">
     <w:abstractNumId w:val="1"/>
   </w:num>
   <w:num w:numId="23" w16cid:durableId="1494759454">
-    <w:abstractNumId w:val="27"/>
+    <w:abstractNumId w:val="31"/>
   </w:num>
   <w:num w:numId="24" w16cid:durableId="1420758310">
-    <w:abstractNumId w:val="13"/>
+    <w:abstractNumId w:val="15"/>
   </w:num>
   <w:num w:numId="25" w16cid:durableId="670108580">
-    <w:abstractNumId w:val="14"/>
+    <w:abstractNumId w:val="16"/>
   </w:num>
   <w:num w:numId="26" w16cid:durableId="492572844">
-    <w:abstractNumId w:val="25"/>
+    <w:abstractNumId w:val="28"/>
   </w:num>
   <w:num w:numId="27" w16cid:durableId="102117747">
+    <w:abstractNumId w:val="26"/>
+  </w:num>
+  <w:num w:numId="28" w16cid:durableId="1553804825">
     <w:abstractNumId w:val="23"/>
   </w:num>
-  <w:num w:numId="28" w16cid:durableId="1553804825">
-    <w:abstractNumId w:val="20"/>
-  </w:num>
   <w:num w:numId="29" w16cid:durableId="1249999504">
-    <w:abstractNumId w:val="28"/>
+    <w:abstractNumId w:val="33"/>
   </w:num>
   <w:num w:numId="30" w16cid:durableId="94714311">
-    <w:abstractNumId w:val="16"/>
+    <w:abstractNumId w:val="19"/>
   </w:num>
   <w:num w:numId="31" w16cid:durableId="702050533">
-    <w:abstractNumId w:val="21"/>
+    <w:abstractNumId w:val="24"/>
   </w:num>
   <w:num w:numId="32" w16cid:durableId="157113837">
-    <w:abstractNumId w:val="7"/>
+    <w:abstractNumId w:val="9"/>
+  </w:num>
+  <w:num w:numId="33" w16cid:durableId="219288332">
+    <w:abstractNumId w:val="30"/>
+  </w:num>
+  <w:num w:numId="34" w16cid:durableId="1693989701">
+    <w:abstractNumId w:val="17"/>
+  </w:num>
+  <w:num w:numId="35" w16cid:durableId="2034653039">
+    <w:abstractNumId w:val="4"/>
+  </w:num>
+  <w:num w:numId="36" w16cid:durableId="336230082">
+    <w:abstractNumId w:val="37"/>
+  </w:num>
+  <w:num w:numId="37" w16cid:durableId="2001039067">
+    <w:abstractNumId w:val="32"/>
+  </w:num>
+  <w:num w:numId="38" w16cid:durableId="454638821">
+    <w:abstractNumId w:val="3"/>
   </w:num>
 </w:numbering>
 </file>
@@ -5758,7 +9773,6 @@
   <w:style w:type="character" w:default="1" w:styleId="DefaultParagraphFont">
     <w:name w:val="Default Paragraph Font"/>
     <w:uiPriority w:val="1"/>
-    <w:semiHidden/>
     <w:unhideWhenUsed/>
   </w:style>
   <w:style w:type="table" w:default="1" w:styleId="TableNormal">
